--- a/Modelos/definitivos/Modelo - RTP.docx
+++ b/Modelos/definitivos/Modelo - RTP.docx
@@ -115,7 +115,6 @@
               </w:rPr>
               <w:t>{{</w:t>
             </w:r>
-            <w:proofErr w:type="spellStart"/>
             <w:r>
               <w:rPr>
                 <w:color w:val="11437E"/>
@@ -124,7 +123,6 @@
               </w:rPr>
               <w:t>equipament</w:t>
             </w:r>
-            <w:proofErr w:type="spellEnd"/>
             <w:r>
               <w:rPr>
                 <w:color w:val="11437E"/>
@@ -175,7 +173,6 @@
               </w:rPr>
               <w:t>{{</w:t>
             </w:r>
-            <w:proofErr w:type="spellStart"/>
             <w:r>
               <w:rPr>
                 <w:color w:val="11437E"/>
@@ -184,7 +181,6 @@
               </w:rPr>
               <w:t>fluid</w:t>
             </w:r>
-            <w:proofErr w:type="spellEnd"/>
             <w:r>
               <w:rPr>
                 <w:color w:val="11437E"/>
@@ -235,7 +231,6 @@
               </w:rPr>
               <w:t>{{</w:t>
             </w:r>
-            <w:proofErr w:type="spellStart"/>
             <w:r>
               <w:rPr>
                 <w:color w:val="11437E"/>
@@ -244,7 +239,6 @@
               </w:rPr>
               <w:t>projectpressure</w:t>
             </w:r>
-            <w:proofErr w:type="spellEnd"/>
             <w:r>
               <w:rPr>
                 <w:color w:val="11437E"/>
@@ -295,7 +289,6 @@
               </w:rPr>
               <w:t>{{</w:t>
             </w:r>
-            <w:proofErr w:type="spellStart"/>
             <w:r>
               <w:rPr>
                 <w:color w:val="11437E"/>
@@ -304,7 +297,6 @@
               </w:rPr>
               <w:t>testepressure</w:t>
             </w:r>
-            <w:proofErr w:type="spellEnd"/>
             <w:r>
               <w:rPr>
                 <w:color w:val="11437E"/>
@@ -340,15 +332,24 @@
                 <w:sz w:val="18"/>
                 <w:szCs w:val="18"/>
               </w:rPr>
-              <w:t xml:space="preserve">Procedimento: </w:t>
-            </w:r>
-            <w:r>
-              <w:rPr>
-                <w:color w:val="11437E"/>
-                <w:sz w:val="18"/>
-                <w:szCs w:val="18"/>
-              </w:rPr>
-              <w:t>IBT 11-23</w:t>
+              <w:t>Sistema</w:t>
+            </w:r>
+            <w:r>
+              <w:rPr>
+                <w:b/>
+                <w:bCs/>
+                <w:sz w:val="18"/>
+                <w:szCs w:val="18"/>
+              </w:rPr>
+              <w:t xml:space="preserve">: </w:t>
+            </w:r>
+            <w:r>
+              <w:rPr>
+                <w:color w:val="11437E"/>
+                <w:sz w:val="18"/>
+                <w:szCs w:val="18"/>
+              </w:rPr>
+              <w:t xml:space="preserve"> {{system}}</w:t>
             </w:r>
           </w:p>
         </w:tc>
@@ -392,7 +393,6 @@
               </w:rPr>
               <w:t>{{</w:t>
             </w:r>
-            <w:proofErr w:type="spellStart"/>
             <w:r>
               <w:rPr>
                 <w:color w:val="11437E"/>
@@ -401,7 +401,6 @@
               </w:rPr>
               <w:t>testunit</w:t>
             </w:r>
-            <w:proofErr w:type="spellEnd"/>
             <w:r>
               <w:rPr>
                 <w:color w:val="11437E"/>
@@ -452,16 +451,14 @@
               </w:rPr>
               <w:t>{{</w:t>
             </w:r>
-            <w:proofErr w:type="spellStart"/>
-            <w:r>
-              <w:rPr>
-                <w:color w:val="11437E"/>
-                <w:sz w:val="18"/>
-                <w:szCs w:val="18"/>
-              </w:rPr>
-              <w:t>starttime</w:t>
-            </w:r>
-            <w:proofErr w:type="spellEnd"/>
+            <w:r>
+              <w:rPr>
+                <w:color w:val="11437E"/>
+                <w:sz w:val="18"/>
+                <w:szCs w:val="18"/>
+              </w:rPr>
+              <w:t>starttime}</w:t>
+            </w:r>
             <w:r>
               <w:rPr>
                 <w:color w:val="11437E"/>
@@ -470,14 +467,6 @@
               </w:rPr>
               <w:t>}</w:t>
             </w:r>
-            <w:r>
-              <w:rPr>
-                <w:color w:val="11437E"/>
-                <w:sz w:val="18"/>
-                <w:szCs w:val="18"/>
-              </w:rPr>
-              <w:t>}</w:t>
-            </w:r>
           </w:p>
           <w:p>
             <w:pPr>
@@ -532,7 +521,6 @@
               </w:rPr>
               <w:t>{{</w:t>
             </w:r>
-            <w:proofErr w:type="spellStart"/>
             <w:r>
               <w:rPr>
                 <w:color w:val="11437E"/>
@@ -541,7 +529,6 @@
               </w:rPr>
               <w:t>endtime</w:t>
             </w:r>
-            <w:proofErr w:type="spellEnd"/>
             <w:r>
               <w:rPr>
                 <w:color w:val="11437E"/>
@@ -713,25 +700,7 @@
                 <w:sz w:val="18"/>
                 <w:szCs w:val="18"/>
               </w:rPr>
-              <w:t>{{</w:t>
-            </w:r>
-            <w:proofErr w:type="spellStart"/>
-            <w:r>
-              <w:rPr>
-                <w:color w:val="11437E"/>
-                <w:sz w:val="18"/>
-                <w:szCs w:val="18"/>
-              </w:rPr>
-              <w:t>diameter</w:t>
-            </w:r>
-            <w:proofErr w:type="spellEnd"/>
-            <w:r>
-              <w:rPr>
-                <w:color w:val="11437E"/>
-                <w:sz w:val="18"/>
-                <w:szCs w:val="18"/>
-              </w:rPr>
-              <w:t>}}</w:t>
+              <w:t>{{diameter}}</w:t>
             </w:r>
           </w:p>
         </w:tc>
@@ -750,25 +719,7 @@
                 <w:sz w:val="18"/>
                 <w:szCs w:val="18"/>
               </w:rPr>
-              <w:t>{{</w:t>
-            </w:r>
-            <w:proofErr w:type="spellStart"/>
-            <w:r>
-              <w:rPr>
-                <w:color w:val="11437E"/>
-                <w:sz w:val="18"/>
-                <w:szCs w:val="18"/>
-              </w:rPr>
-              <w:t>length</w:t>
-            </w:r>
-            <w:proofErr w:type="spellEnd"/>
-            <w:r>
-              <w:rPr>
-                <w:color w:val="11437E"/>
-                <w:sz w:val="18"/>
-                <w:szCs w:val="18"/>
-              </w:rPr>
-              <w:t>}}</w:t>
+              <w:t>{{length}}</w:t>
             </w:r>
           </w:p>
         </w:tc>
@@ -939,25 +890,7 @@
                 <w:sz w:val="18"/>
                 <w:szCs w:val="18"/>
               </w:rPr>
-              <w:t>{{</w:t>
-            </w:r>
-            <w:proofErr w:type="spellStart"/>
-            <w:r>
-              <w:rPr>
-                <w:color w:val="11437E"/>
-                <w:sz w:val="18"/>
-                <w:szCs w:val="18"/>
-              </w:rPr>
-              <w:t>collaboratorname</w:t>
-            </w:r>
-            <w:proofErr w:type="spellEnd"/>
-            <w:r>
-              <w:rPr>
-                <w:color w:val="11437E"/>
-                <w:sz w:val="18"/>
-                <w:szCs w:val="18"/>
-              </w:rPr>
-              <w:t>}}</w:t>
+              <w:t>{{collaboratorname}}</w:t>
             </w:r>
           </w:p>
         </w:tc>
@@ -983,25 +916,7 @@
                 <w:sz w:val="18"/>
                 <w:szCs w:val="18"/>
               </w:rPr>
-              <w:t>{{</w:t>
-            </w:r>
-            <w:proofErr w:type="spellStart"/>
-            <w:r>
-              <w:rPr>
-                <w:color w:val="11437E"/>
-                <w:sz w:val="18"/>
-                <w:szCs w:val="18"/>
-              </w:rPr>
-              <w:t>collaboratorposition</w:t>
-            </w:r>
-            <w:proofErr w:type="spellEnd"/>
-            <w:r>
-              <w:rPr>
-                <w:color w:val="11437E"/>
-                <w:sz w:val="18"/>
-                <w:szCs w:val="18"/>
-              </w:rPr>
-              <w:t>}}</w:t>
+              <w:t>{{collaboratorposition}}</w:t>
             </w:r>
           </w:p>
         </w:tc>
@@ -1240,25 +1155,7 @@
                 <w:sz w:val="18"/>
                 <w:szCs w:val="18"/>
               </w:rPr>
-              <w:t>{{</w:t>
-            </w:r>
-            <w:proofErr w:type="spellStart"/>
-            <w:r>
-              <w:rPr>
-                <w:color w:val="11437E"/>
-                <w:sz w:val="18"/>
-                <w:szCs w:val="18"/>
-              </w:rPr>
-              <w:t>manometerscale</w:t>
-            </w:r>
-            <w:proofErr w:type="spellEnd"/>
-            <w:r>
-              <w:rPr>
-                <w:color w:val="11437E"/>
-                <w:sz w:val="18"/>
-                <w:szCs w:val="18"/>
-              </w:rPr>
-              <w:t>}}</w:t>
+              <w:t>{{manometerscale}}</w:t>
             </w:r>
           </w:p>
         </w:tc>
@@ -1284,25 +1181,7 @@
                 <w:sz w:val="18"/>
                 <w:szCs w:val="18"/>
               </w:rPr>
-              <w:t>{{</w:t>
-            </w:r>
-            <w:proofErr w:type="spellStart"/>
-            <w:r>
-              <w:rPr>
-                <w:color w:val="11437E"/>
-                <w:sz w:val="18"/>
-                <w:szCs w:val="18"/>
-              </w:rPr>
-              <w:t>manometercert</w:t>
-            </w:r>
-            <w:proofErr w:type="spellEnd"/>
-            <w:r>
-              <w:rPr>
-                <w:color w:val="11437E"/>
-                <w:sz w:val="18"/>
-                <w:szCs w:val="18"/>
-              </w:rPr>
-              <w:t>}}</w:t>
+              <w:t>{{manometercert}}</w:t>
             </w:r>
           </w:p>
         </w:tc>
@@ -1330,7 +1209,6 @@
               </w:rPr>
               <w:t>{{</w:t>
             </w:r>
-            <w:proofErr w:type="spellStart"/>
             <w:r>
               <w:rPr>
                 <w:color w:val="11437E"/>
@@ -1340,7 +1218,6 @@
               </w:rPr>
               <w:t>manometercalibration</w:t>
             </w:r>
-            <w:proofErr w:type="spellEnd"/>
             <w:r>
               <w:rPr>
                 <w:color w:val="11437E"/>
@@ -1373,25 +1250,7 @@
                 <w:sz w:val="18"/>
                 <w:szCs w:val="18"/>
               </w:rPr>
-              <w:t>{{</w:t>
-            </w:r>
-            <w:proofErr w:type="spellStart"/>
-            <w:r>
-              <w:rPr>
-                <w:color w:val="11437E"/>
-                <w:sz w:val="18"/>
-                <w:szCs w:val="18"/>
-              </w:rPr>
-              <w:t>manometerexpiring</w:t>
-            </w:r>
-            <w:proofErr w:type="spellEnd"/>
-            <w:r>
-              <w:rPr>
-                <w:color w:val="11437E"/>
-                <w:sz w:val="18"/>
-                <w:szCs w:val="18"/>
-              </w:rPr>
-              <w:t>}}</w:t>
+              <w:t>{{manometerexpiring}}</w:t>
             </w:r>
           </w:p>
         </w:tc>
@@ -1477,11 +1336,9 @@
             <w:pPr>
               <w:widowControl w:val="0"/>
               <w:rPr>
-                <w:b/>
-                <w:bCs/>
-                <w:color w:val="30503A"/>
-                <w:sz w:val="28"/>
-                <w:szCs w:val="28"/>
+                <w:color w:val="11437E"/>
+                <w:sz w:val="18"/>
+                <w:szCs w:val="18"/>
               </w:rPr>
             </w:pPr>
             <w:r>
@@ -1492,7 +1349,6 @@
               </w:rPr>
               <w:t>{{</w:t>
             </w:r>
-            <w:proofErr w:type="spellStart"/>
             <w:r>
               <w:rPr>
                 <w:color w:val="11437E"/>
@@ -1501,7 +1357,6 @@
               </w:rPr>
               <w:t>manometerphotos</w:t>
             </w:r>
-            <w:proofErr w:type="spellEnd"/>
             <w:r>
               <w:rPr>
                 <w:color w:val="11437E"/>
@@ -1606,30 +1461,101 @@
                 <w:sz w:val="18"/>
                 <w:szCs w:val="18"/>
               </w:rPr>
-              <w:t>{{</w:t>
-            </w:r>
-            <w:proofErr w:type="spellStart"/>
-            <w:r>
-              <w:rPr>
-                <w:color w:val="11437E"/>
-                <w:sz w:val="18"/>
-                <w:szCs w:val="18"/>
-              </w:rPr>
-              <w:t>systemphotos</w:t>
-            </w:r>
-            <w:proofErr w:type="spellEnd"/>
-            <w:r>
-              <w:rPr>
-                <w:color w:val="11437E"/>
-                <w:sz w:val="18"/>
-                <w:szCs w:val="18"/>
-              </w:rPr>
-              <w:t>}}</w:t>
+              <w:t>{{systemphotos}}</w:t>
             </w:r>
           </w:p>
         </w:tc>
       </w:tr>
     </w:tbl>
+    <w:tbl>
+      <w:tblPr>
+        <w:tblStyle w:val="a1"/>
+        <w:tblpPr w:leftFromText="141" w:rightFromText="141" w:vertAnchor="text" w:horzAnchor="margin" w:tblpXSpec="center" w:tblpY="134"/>
+        <w:tblW w:w="10335" w:type="dxa"/>
+        <w:tblInd w:w="0" w:type="dxa"/>
+        <w:tblBorders>
+          <w:top w:val="single" w:sz="8" w:space="0" w:color="000000"/>
+          <w:left w:val="single" w:sz="8" w:space="0" w:color="000000"/>
+          <w:bottom w:val="single" w:sz="8" w:space="0" w:color="000000"/>
+          <w:right w:val="single" w:sz="8" w:space="0" w:color="000000"/>
+          <w:insideH w:val="single" w:sz="8" w:space="0" w:color="000000"/>
+          <w:insideV w:val="single" w:sz="8" w:space="0" w:color="000000"/>
+        </w:tblBorders>
+        <w:tblLayout w:type="fixed"/>
+        <w:tblLook w:val="0600" w:firstRow="0" w:lastRow="0" w:firstColumn="0" w:lastColumn="0" w:noHBand="1" w:noVBand="1"/>
+      </w:tblPr>
+      <w:tblGrid>
+        <w:gridCol w:w="10335"/>
+      </w:tblGrid>
+      <w:tr>
+        <w:trPr>
+          <w:trHeight w:val="276"/>
+          <w:tblHeader/>
+        </w:trPr>
+        <w:tc>
+          <w:tcPr>
+            <w:tcW w:w="10335" w:type="dxa"/>
+            <w:shd w:val="clear" w:color="auto" w:fill="30503E"/>
+            <w:vAlign w:val="center"/>
+          </w:tcPr>
+          <w:p>
+            <w:pPr>
+              <w:widowControl w:val="0"/>
+              <w:spacing w:line="360" w:lineRule="auto"/>
+              <w:jc w:val="center"/>
+              <w:rPr>
+                <w:b/>
+                <w:bCs/>
+                <w:color w:val="E8E8E8"/>
+                <w:sz w:val="18"/>
+                <w:szCs w:val="18"/>
+              </w:rPr>
+            </w:pPr>
+            <w:r>
+              <w:rPr>
+                <w:b/>
+                <w:bCs/>
+                <w:color w:val="E8E8E8"/>
+                <w:sz w:val="18"/>
+                <w:szCs w:val="18"/>
+              </w:rPr>
+              <w:t>OBSERVAÇÕES</w:t>
+            </w:r>
+          </w:p>
+        </w:tc>
+      </w:tr>
+      <w:tr>
+        <w:trPr>
+          <w:cantSplit/>
+          <w:trHeight w:val="660"/>
+        </w:trPr>
+        <w:tc>
+          <w:tcPr>
+            <w:tcW w:w="10335" w:type="dxa"/>
+          </w:tcPr>
+          <w:p>
+            <w:pPr>
+              <w:widowControl w:val="0"/>
+              <w:spacing w:line="360" w:lineRule="auto"/>
+              <w:rPr>
+                <w:color w:val="11437E"/>
+                <w:sz w:val="18"/>
+                <w:szCs w:val="18"/>
+              </w:rPr>
+            </w:pPr>
+            <w:r>
+              <w:rPr>
+                <w:color w:val="11437E"/>
+                <w:sz w:val="18"/>
+                <w:szCs w:val="18"/>
+              </w:rPr>
+              <w:t>{{obs}}</w:t>
+            </w:r>
+          </w:p>
+        </w:tc>
+      </w:tr>
+    </w:tbl>
+    <w:p/>
     <w:tbl>
       <w:tblPr>
         <w:tblStyle w:val="a4"/>
@@ -1662,6 +1588,7 @@
           </w:tcPr>
           <w:p>
             <w:pPr>
+              <w:spacing w:line="360" w:lineRule="auto"/>
               <w:rPr>
                 <w:b/>
                 <w:bCs/>
@@ -1677,16 +1604,17 @@
           </w:p>
           <w:p>
             <w:pPr>
-              <w:rPr>
-                <w:b/>
-                <w:bCs/>
-              </w:rPr>
-            </w:pPr>
-          </w:p>
-          <w:p>
-            <w:pPr>
-              <w:widowControl w:val="0"/>
-              <w:spacing w:line="240" w:lineRule="auto"/>
+              <w:spacing w:line="360" w:lineRule="auto"/>
+              <w:rPr>
+                <w:b/>
+                <w:bCs/>
+              </w:rPr>
+            </w:pPr>
+          </w:p>
+          <w:p>
+            <w:pPr>
+              <w:widowControl w:val="0"/>
+              <w:spacing w:line="360" w:lineRule="auto"/>
               <w:rPr>
                 <w:b/>
                 <w:bCs/>
@@ -1705,13 +1633,13 @@
           <w:p>
             <w:pPr>
               <w:widowControl w:val="0"/>
-              <w:spacing w:line="240" w:lineRule="auto"/>
-            </w:pPr>
-          </w:p>
-          <w:p>
-            <w:pPr>
-              <w:widowControl w:val="0"/>
-              <w:spacing w:line="240" w:lineRule="auto"/>
+              <w:spacing w:line="360" w:lineRule="auto"/>
+            </w:pPr>
+          </w:p>
+          <w:p>
+            <w:pPr>
+              <w:widowControl w:val="0"/>
+              <w:spacing w:line="360" w:lineRule="auto"/>
               <w:rPr>
                 <w:color w:val="11437E"/>
               </w:rPr>
@@ -1727,27 +1655,13 @@
               <w:rPr>
                 <w:color w:val="11437E"/>
               </w:rPr>
-              <w:t xml:space="preserve"> {{</w:t>
-            </w:r>
-            <w:proofErr w:type="spellStart"/>
-            <w:r>
-              <w:rPr>
-                <w:color w:val="11437E"/>
-              </w:rPr>
-              <w:t>leadername</w:t>
-            </w:r>
-            <w:proofErr w:type="spellEnd"/>
-            <w:r>
-              <w:rPr>
-                <w:color w:val="11437E"/>
-              </w:rPr>
-              <w:t>}}</w:t>
-            </w:r>
-          </w:p>
-          <w:p>
-            <w:pPr>
-              <w:widowControl w:val="0"/>
-              <w:spacing w:line="240" w:lineRule="auto"/>
+              <w:t xml:space="preserve"> {{leadername}}</w:t>
+            </w:r>
+          </w:p>
+          <w:p>
+            <w:pPr>
+              <w:widowControl w:val="0"/>
+              <w:spacing w:line="360" w:lineRule="auto"/>
               <w:rPr>
                 <w:color w:val="11437E"/>
               </w:rPr>
@@ -1763,21 +1677,7 @@
               <w:rPr>
                 <w:color w:val="11437E"/>
               </w:rPr>
-              <w:t>{{</w:t>
-            </w:r>
-            <w:proofErr w:type="spellStart"/>
-            <w:r>
-              <w:rPr>
-                <w:color w:val="11437E"/>
-              </w:rPr>
-              <w:t>leaderposition</w:t>
-            </w:r>
-            <w:proofErr w:type="spellEnd"/>
-            <w:r>
-              <w:rPr>
-                <w:color w:val="11437E"/>
-              </w:rPr>
-              <w:t>}}</w:t>
+              <w:t>{{leaderposition}}</w:t>
             </w:r>
           </w:p>
         </w:tc>
@@ -1794,7 +1694,7 @@
           <w:p>
             <w:pPr>
               <w:widowControl w:val="0"/>
-              <w:spacing w:line="240" w:lineRule="auto"/>
+              <w:spacing w:line="360" w:lineRule="auto"/>
               <w:rPr>
                 <w:b/>
                 <w:bCs/>
@@ -1806,7 +1706,7 @@
           <w:p>
             <w:pPr>
               <w:widowControl w:val="0"/>
-              <w:spacing w:line="240" w:lineRule="auto"/>
+              <w:spacing w:line="360" w:lineRule="auto"/>
               <w:rPr>
                 <w:b/>
                 <w:bCs/>
@@ -1828,7 +1728,7 @@
           <w:p>
             <w:pPr>
               <w:widowControl w:val="0"/>
-              <w:spacing w:line="240" w:lineRule="auto"/>
+              <w:spacing w:line="360" w:lineRule="auto"/>
               <w:rPr>
                 <w:b/>
                 <w:bCs/>
@@ -1845,7 +1745,7 @@
           <w:p>
             <w:pPr>
               <w:widowControl w:val="0"/>
-              <w:spacing w:line="240" w:lineRule="auto"/>
+              <w:spacing w:line="360" w:lineRule="auto"/>
               <w:rPr>
                 <w:b/>
                 <w:bCs/>
@@ -1857,112 +1757,6 @@
                 <w:bCs/>
               </w:rPr>
               <w:t xml:space="preserve">Cargo: </w:t>
-            </w:r>
-          </w:p>
-        </w:tc>
-      </w:tr>
-    </w:tbl>
-    <w:tbl>
-      <w:tblPr>
-        <w:tblStyle w:val="a1"/>
-        <w:tblpPr w:leftFromText="141" w:rightFromText="141" w:vertAnchor="text" w:horzAnchor="margin" w:tblpXSpec="center" w:tblpY="-1248"/>
-        <w:tblW w:w="10350" w:type="dxa"/>
-        <w:tblInd w:w="0" w:type="dxa"/>
-        <w:tblBorders>
-          <w:top w:val="single" w:sz="8" w:space="0" w:color="000000"/>
-          <w:left w:val="single" w:sz="8" w:space="0" w:color="000000"/>
-          <w:bottom w:val="single" w:sz="8" w:space="0" w:color="000000"/>
-          <w:right w:val="single" w:sz="8" w:space="0" w:color="000000"/>
-          <w:insideH w:val="single" w:sz="8" w:space="0" w:color="000000"/>
-          <w:insideV w:val="single" w:sz="8" w:space="0" w:color="000000"/>
-        </w:tblBorders>
-        <w:tblLayout w:type="fixed"/>
-        <w:tblLook w:val="0600" w:firstRow="0" w:lastRow="0" w:firstColumn="0" w:lastColumn="0" w:noHBand="1" w:noVBand="1"/>
-      </w:tblPr>
-      <w:tblGrid>
-        <w:gridCol w:w="10350"/>
-      </w:tblGrid>
-      <w:tr>
-        <w:trPr>
-          <w:trHeight w:val="308"/>
-          <w:tblHeader/>
-        </w:trPr>
-        <w:tc>
-          <w:tcPr>
-            <w:tcW w:w="10350" w:type="dxa"/>
-            <w:shd w:val="clear" w:color="auto" w:fill="30503E"/>
-            <w:vAlign w:val="center"/>
-          </w:tcPr>
-          <w:p>
-            <w:pPr>
-              <w:widowControl w:val="0"/>
-              <w:spacing w:line="240" w:lineRule="auto"/>
-              <w:jc w:val="center"/>
-              <w:rPr>
-                <w:b/>
-                <w:bCs/>
-                <w:color w:val="E8E8E8"/>
-                <w:sz w:val="18"/>
-                <w:szCs w:val="18"/>
-              </w:rPr>
-            </w:pPr>
-            <w:r>
-              <w:rPr>
-                <w:b/>
-                <w:bCs/>
-                <w:color w:val="E8E8E8"/>
-                <w:sz w:val="18"/>
-                <w:szCs w:val="18"/>
-              </w:rPr>
-              <w:t>OBSERVAÇÕES</w:t>
-            </w:r>
-          </w:p>
-        </w:tc>
-      </w:tr>
-      <w:tr>
-        <w:trPr>
-          <w:cantSplit/>
-          <w:trHeight w:val="735"/>
-        </w:trPr>
-        <w:tc>
-          <w:tcPr>
-            <w:tcW w:w="10350" w:type="dxa"/>
-          </w:tcPr>
-          <w:p>
-            <w:pPr>
-              <w:widowControl w:val="0"/>
-              <w:spacing w:line="240" w:lineRule="auto"/>
-              <w:rPr>
-                <w:color w:val="11437E"/>
-                <w:sz w:val="18"/>
-                <w:szCs w:val="18"/>
-              </w:rPr>
-            </w:pPr>
-            <w:r>
-              <w:rPr>
-                <w:color w:val="11437E"/>
-                <w:sz w:val="18"/>
-                <w:szCs w:val="18"/>
-              </w:rPr>
-              <w:t>{{</w:t>
-            </w:r>
-            <w:proofErr w:type="spellStart"/>
-            <w:r>
-              <w:rPr>
-                <w:color w:val="11437E"/>
-                <w:sz w:val="18"/>
-                <w:szCs w:val="18"/>
-              </w:rPr>
-              <w:t>obs</w:t>
-            </w:r>
-            <w:proofErr w:type="spellEnd"/>
-            <w:r>
-              <w:rPr>
-                <w:color w:val="11437E"/>
-                <w:sz w:val="18"/>
-                <w:szCs w:val="18"/>
-              </w:rPr>
-              <w:t>}}</w:t>
             </w:r>
           </w:p>
         </w:tc>
@@ -2535,29 +2329,7 @@
               <w:sz w:val="18"/>
               <w:szCs w:val="18"/>
             </w:rPr>
-            <w:t>{{</w:t>
-          </w:r>
-          <w:proofErr w:type="spellStart"/>
-          <w:r>
-            <w:rPr>
-              <w:b/>
-              <w:bCs/>
-              <w:color w:val="E8E8E8"/>
-              <w:sz w:val="18"/>
-              <w:szCs w:val="18"/>
-            </w:rPr>
-            <w:t>missiontitle</w:t>
-          </w:r>
-          <w:proofErr w:type="spellEnd"/>
-          <w:r>
-            <w:rPr>
-              <w:b/>
-              <w:bCs/>
-              <w:color w:val="E8E8E8"/>
-              <w:sz w:val="18"/>
-              <w:szCs w:val="18"/>
-            </w:rPr>
-            <w:t>}}</w:t>
+            <w:t>{{missiontitle}}</w:t>
           </w:r>
         </w:p>
       </w:tc>
@@ -2600,29 +2372,7 @@
               <w:sz w:val="18"/>
               <w:szCs w:val="18"/>
             </w:rPr>
-            <w:t>{{</w:t>
-          </w:r>
-          <w:proofErr w:type="spellStart"/>
-          <w:r>
-            <w:rPr>
-              <w:b/>
-              <w:bCs/>
-              <w:color w:val="11437E"/>
-              <w:sz w:val="18"/>
-              <w:szCs w:val="18"/>
-            </w:rPr>
-            <w:t>client</w:t>
-          </w:r>
-          <w:proofErr w:type="spellEnd"/>
-          <w:r>
-            <w:rPr>
-              <w:b/>
-              <w:bCs/>
-              <w:color w:val="11437E"/>
-              <w:sz w:val="18"/>
-              <w:szCs w:val="18"/>
-            </w:rPr>
-            <w:t>}}</w:t>
+            <w:t>{{client}}</w:t>
           </w:r>
         </w:p>
       </w:tc>
@@ -2660,29 +2410,7 @@
               <w:sz w:val="18"/>
               <w:szCs w:val="18"/>
             </w:rPr>
-            <w:t>{{</w:t>
-          </w:r>
-          <w:proofErr w:type="spellStart"/>
-          <w:r>
-            <w:rPr>
-              <w:b/>
-              <w:bCs/>
-              <w:color w:val="11437E"/>
-              <w:sz w:val="18"/>
-              <w:szCs w:val="18"/>
-            </w:rPr>
-            <w:t>proposal</w:t>
-          </w:r>
-          <w:proofErr w:type="spellEnd"/>
-          <w:r>
-            <w:rPr>
-              <w:b/>
-              <w:bCs/>
-              <w:color w:val="11437E"/>
-              <w:sz w:val="18"/>
-              <w:szCs w:val="18"/>
-            </w:rPr>
-            <w:t>}}</w:t>
+            <w:t>{{proposal}}</w:t>
           </w:r>
         </w:p>
       </w:tc>
@@ -2749,7 +2477,6 @@
             </w:rPr>
             <w:t>{{</w:t>
           </w:r>
-          <w:proofErr w:type="spellStart"/>
           <w:r>
             <w:rPr>
               <w:b/>
@@ -2760,7 +2487,6 @@
             </w:rPr>
             <w:t>rtp</w:t>
           </w:r>
-          <w:proofErr w:type="spellEnd"/>
           <w:r>
             <w:rPr>
               <w:b/>
@@ -2812,29 +2538,7 @@
               <w:sz w:val="18"/>
               <w:szCs w:val="18"/>
             </w:rPr>
-            <w:t xml:space="preserve"> {{</w:t>
-          </w:r>
-          <w:proofErr w:type="spellStart"/>
-          <w:r>
-            <w:rPr>
-              <w:b/>
-              <w:bCs/>
-              <w:color w:val="11437E"/>
-              <w:sz w:val="18"/>
-              <w:szCs w:val="18"/>
-            </w:rPr>
-            <w:t>cnpj</w:t>
-          </w:r>
-          <w:proofErr w:type="spellEnd"/>
-          <w:r>
-            <w:rPr>
-              <w:b/>
-              <w:bCs/>
-              <w:color w:val="11437E"/>
-              <w:sz w:val="18"/>
-              <w:szCs w:val="18"/>
-            </w:rPr>
-            <w:t>}}</w:t>
+            <w:t xml:space="preserve"> {{cnpj}}</w:t>
           </w:r>
         </w:p>
       </w:tc>

--- a/Modelos/definitivos/Modelo - RTP.docx
+++ b/Modelos/definitivos/Modelo - RTP.docx
@@ -349,7 +349,7 @@
                 <w:sz w:val="18"/>
                 <w:szCs w:val="18"/>
               </w:rPr>
-              <w:t xml:space="preserve"> {{system}}</w:t>
+              <w:t>{{system}}</w:t>
             </w:r>
           </w:p>
         </w:tc>

--- a/Modelos/definitivos/Modelo - RTP.docx
+++ b/Modelos/definitivos/Modelo - RTP.docx
@@ -1527,7 +1527,7 @@
       <w:tr>
         <w:trPr>
           <w:cantSplit/>
-          <w:trHeight w:val="660"/>
+          <w:trHeight w:val="767"/>
         </w:trPr>
         <w:tc>
           <w:tcPr>
@@ -1574,6 +1574,7 @@
         <w:trPr>
           <w:cantSplit/>
           <w:trHeight w:val="1092"/>
+          <w:tblHeader/>
           <w:jc w:val="center"/>
         </w:trPr>
         <w:tc>

--- a/Modelos/definitivos/Modelo - RTP.docx
+++ b/Modelos/definitivos/Modelo - RTP.docx
@@ -2,31 +2,25 @@
 <file path=word/document.xml><?xml version="1.0" encoding="utf-8"?>
 <w:document xmlns:wpc="http://schemas.microsoft.com/office/word/2010/wordprocessingCanvas" xmlns:cx="http://schemas.microsoft.com/office/drawing/2014/chartex" xmlns:cx1="http://schemas.microsoft.com/office/drawing/2015/9/8/chartex" xmlns:cx2="http://schemas.microsoft.com/office/drawing/2015/10/21/chartex" xmlns:cx3="http://schemas.microsoft.com/office/drawing/2016/5/9/chartex" xmlns:cx4="http://schemas.microsoft.com/office/drawing/2016/5/10/chartex" xmlns:cx5="http://schemas.microsoft.com/office/drawing/2016/5/11/chartex" xmlns:cx6="http://schemas.microsoft.com/office/drawing/2016/5/12/chartex" xmlns:cx7="http://schemas.microsoft.com/office/drawing/2016/5/13/chartex" xmlns:cx8="http://schemas.microsoft.com/office/drawing/2016/5/14/chartex" xmlns:mc="http://schemas.openxmlformats.org/markup-compatibility/2006" xmlns:aink="http://schemas.microsoft.com/office/drawing/2016/ink" xmlns:am3d="http://schemas.microsoft.com/office/drawing/2017/model3d" xmlns:o="urn:schemas-microsoft-com:office:office" xmlns:oel="http://schemas.microsoft.com/office/2019/extlst" xmlns:r="http://schemas.openxmlformats.org/officeDocument/2006/relationships" xmlns:m="http://schemas.openxmlformats.org/officeDocument/2006/math" xmlns:v="urn:schemas-microsoft-com:vml" xmlns:wp14="http://schemas.microsoft.com/office/word/2010/wordprocessingDrawing" xmlns:wp="http://schemas.openxmlformats.org/drawingml/2006/wordprocessingDrawing" xmlns:w10="urn:schemas-microsoft-com:office:word" xmlns:w="http://schemas.openxmlformats.org/wordprocessingml/2006/main" xmlns:w14="http://schemas.microsoft.com/office/word/2010/wordml" xmlns:w15="http://schemas.microsoft.com/office/word/2012/wordml" xmlns:w16cex="http://schemas.microsoft.com/office/word/2018/wordml/cex" xmlns:w16cid="http://schemas.microsoft.com/office/word/2016/wordml/cid" xmlns:w16="http://schemas.microsoft.com/office/word/2018/wordml" xmlns:w16du="http://schemas.microsoft.com/office/word/2023/wordml/word16du" xmlns:w16sdtdh="http://schemas.microsoft.com/office/word/2020/wordml/sdtdatahash" xmlns:w16sdtfl="http://schemas.microsoft.com/office/word/2024/wordml/sdtformatlock" xmlns:w16se="http://schemas.microsoft.com/office/word/2015/wordml/symex" xmlns:wpg="http://schemas.microsoft.com/office/word/2010/wordprocessingGroup" xmlns:wpi="http://schemas.microsoft.com/office/word/2010/wordprocessingInk" xmlns:wne="http://schemas.microsoft.com/office/word/2006/wordml" xmlns:wps="http://schemas.microsoft.com/office/word/2010/wordprocessingShape" mc:Ignorable="w14 w15 w16se w16cid w16 w16cex w16sdtdh w16sdtfl w16du wp14">
   <w:body>
-    <w:p>
-      <w:pPr>
-        <w:pStyle w:val="SemEspaamento"/>
-      </w:pPr>
-    </w:p>
-    <w:p>
-      <w:pPr>
-        <w:pStyle w:val="SemEspaamento"/>
-      </w:pPr>
-    </w:p>
     <w:tbl>
       <w:tblPr>
-        <w:tblStyle w:val="a"/>
-        <w:tblpPr w:leftFromText="180" w:rightFromText="180" w:topFromText="180" w:bottomFromText="180" w:vertAnchor="text" w:tblpX="-675"/>
         <w:tblW w:w="10350" w:type="dxa"/>
-        <w:tblInd w:w="0" w:type="dxa"/>
+        <w:jc w:val="center"/>
         <w:tblBorders>
-          <w:top w:val="single" w:sz="8" w:space="0" w:color="000000"/>
-          <w:left w:val="single" w:sz="8" w:space="0" w:color="000000"/>
-          <w:bottom w:val="single" w:sz="8" w:space="0" w:color="000000"/>
-          <w:right w:val="single" w:sz="8" w:space="0" w:color="000000"/>
-          <w:insideH w:val="single" w:sz="8" w:space="0" w:color="000000"/>
-          <w:insideV w:val="single" w:sz="8" w:space="0" w:color="000000"/>
+          <w:top w:val="single" w:sz="2" w:space="0" w:color="auto"/>
+          <w:left w:val="single" w:sz="2" w:space="0" w:color="auto"/>
+          <w:bottom w:val="single" w:sz="2" w:space="0" w:color="auto"/>
+          <w:right w:val="single" w:sz="2" w:space="0" w:color="auto"/>
+          <w:insideH w:val="single" w:sz="2" w:space="0" w:color="auto"/>
+          <w:insideV w:val="single" w:sz="2" w:space="0" w:color="auto"/>
         </w:tblBorders>
         <w:tblLayout w:type="fixed"/>
+        <w:tblCellMar>
+          <w:top w:w="102" w:type="dxa"/>
+          <w:left w:w="102" w:type="dxa"/>
+          <w:bottom w:w="102" w:type="dxa"/>
+          <w:right w:w="102" w:type="dxa"/>
+        </w:tblCellMar>
         <w:tblLook w:val="0600" w:firstRow="0" w:lastRow="0" w:firstColumn="0" w:lastColumn="0" w:noHBand="1" w:noVBand="1"/>
       </w:tblPr>
       <w:tblGrid>
@@ -37,18 +31,28 @@
       </w:tblGrid>
       <w:tr>
         <w:trPr>
-          <w:trHeight w:val="20"/>
+          <w:cantSplit/>
+          <w:trHeight w:val="79"/>
+          <w:tblHeader/>
+          <w:jc w:val="center"/>
         </w:trPr>
         <w:tc>
           <w:tcPr>
             <w:tcW w:w="10350" w:type="dxa"/>
             <w:gridSpan w:val="4"/>
+            <w:tcBorders>
+              <w:top w:val="single" w:sz="2" w:space="0" w:color="auto"/>
+              <w:left w:val="single" w:sz="2" w:space="0" w:color="auto"/>
+              <w:bottom w:val="single" w:sz="2" w:space="0" w:color="auto"/>
+              <w:right w:val="single" w:sz="2" w:space="0" w:color="auto"/>
+            </w:tcBorders>
             <w:shd w:val="clear" w:color="auto" w:fill="30503E"/>
+            <w:vAlign w:val="center"/>
           </w:tcPr>
           <w:p>
             <w:pPr>
               <w:widowControl w:val="0"/>
-              <w:spacing w:line="216" w:lineRule="auto"/>
+              <w:spacing w:line="18" w:lineRule="atLeast"/>
               <w:jc w:val="center"/>
               <w:rPr>
                 <w:b/>
@@ -73,39 +77,36 @@
       </w:tr>
       <w:tr>
         <w:trPr>
-          <w:trHeight w:val="39"/>
+          <w:cantSplit/>
+          <w:trHeight w:val="300"/>
+          <w:tblHeader/>
+          <w:jc w:val="center"/>
         </w:trPr>
         <w:tc>
           <w:tcPr>
             <w:tcW w:w="2684" w:type="dxa"/>
+            <w:tcBorders>
+              <w:right w:val="single" w:sz="2" w:space="0" w:color="auto"/>
+            </w:tcBorders>
           </w:tcPr>
           <w:p>
             <w:pPr>
               <w:widowControl w:val="0"/>
-              <w:spacing w:line="216" w:lineRule="auto"/>
-              <w:rPr>
-                <w:color w:val="11437E"/>
-                <w:sz w:val="18"/>
-                <w:szCs w:val="18"/>
-              </w:rPr>
-            </w:pPr>
-            <w:r>
-              <w:rPr>
-                <w:b/>
-                <w:bCs/>
-                <w:sz w:val="18"/>
-                <w:szCs w:val="18"/>
-              </w:rPr>
-              <w:t>Equipamento</w:t>
-            </w:r>
-            <w:r>
-              <w:rPr>
-                <w:b/>
-                <w:bCs/>
-                <w:sz w:val="18"/>
-                <w:szCs w:val="18"/>
-              </w:rPr>
-              <w:t xml:space="preserve">: </w:t>
+              <w:spacing w:line="18" w:lineRule="atLeast"/>
+              <w:rPr>
+                <w:color w:val="11437E"/>
+                <w:sz w:val="18"/>
+                <w:szCs w:val="18"/>
+              </w:rPr>
+            </w:pPr>
+            <w:r>
+              <w:rPr>
+                <w:b/>
+                <w:bCs/>
+                <w:sz w:val="18"/>
+                <w:szCs w:val="18"/>
+              </w:rPr>
+              <w:t xml:space="preserve">Equipamento: </w:t>
             </w:r>
             <w:r>
               <w:rPr>
@@ -115,6 +116,7 @@
               </w:rPr>
               <w:t>{{</w:t>
             </w:r>
+            <w:proofErr w:type="spellStart"/>
             <w:r>
               <w:rPr>
                 <w:color w:val="11437E"/>
@@ -123,6 +125,7 @@
               </w:rPr>
               <w:t>equipament</w:t>
             </w:r>
+            <w:proofErr w:type="spellEnd"/>
             <w:r>
               <w:rPr>
                 <w:color w:val="11437E"/>
@@ -136,25 +139,40 @@
         <w:tc>
           <w:tcPr>
             <w:tcW w:w="2693" w:type="dxa"/>
+            <w:tcBorders>
+              <w:top w:val="single" w:sz="2" w:space="0" w:color="auto"/>
+              <w:left w:val="single" w:sz="2" w:space="0" w:color="auto"/>
+              <w:bottom w:val="single" w:sz="2" w:space="0" w:color="auto"/>
+              <w:right w:val="single" w:sz="2" w:space="0" w:color="auto"/>
+            </w:tcBorders>
           </w:tcPr>
           <w:p>
             <w:pPr>
               <w:widowControl w:val="0"/>
-              <w:spacing w:line="216" w:lineRule="auto"/>
-              <w:rPr>
-                <w:color w:val="11437E"/>
-                <w:sz w:val="18"/>
-                <w:szCs w:val="18"/>
-              </w:rPr>
-            </w:pPr>
-            <w:r>
-              <w:rPr>
-                <w:b/>
-                <w:bCs/>
-                <w:sz w:val="18"/>
-                <w:szCs w:val="18"/>
-              </w:rPr>
-              <w:t>Fluido de teste:</w:t>
+              <w:spacing w:line="18" w:lineRule="atLeast"/>
+              <w:rPr>
+                <w:color w:val="11437E"/>
+                <w:sz w:val="18"/>
+                <w:szCs w:val="18"/>
+              </w:rPr>
+            </w:pPr>
+            <w:r>
+              <w:rPr>
+                <w:b/>
+                <w:bCs/>
+                <w:sz w:val="18"/>
+                <w:szCs w:val="18"/>
+              </w:rPr>
+              <w:t>Fluido</w:t>
+            </w:r>
+            <w:r>
+              <w:rPr>
+                <w:b/>
+                <w:bCs/>
+                <w:sz w:val="18"/>
+                <w:szCs w:val="18"/>
+              </w:rPr>
+              <w:t>:</w:t>
             </w:r>
             <w:r>
               <w:rPr>
@@ -173,6 +191,7 @@
               </w:rPr>
               <w:t>{{</w:t>
             </w:r>
+            <w:proofErr w:type="spellStart"/>
             <w:r>
               <w:rPr>
                 <w:color w:val="11437E"/>
@@ -181,6 +200,7 @@
               </w:rPr>
               <w:t>fluid</w:t>
             </w:r>
+            <w:proofErr w:type="spellEnd"/>
             <w:r>
               <w:rPr>
                 <w:color w:val="11437E"/>
@@ -194,11 +214,17 @@
         <w:tc>
           <w:tcPr>
             <w:tcW w:w="2093" w:type="dxa"/>
+            <w:tcBorders>
+              <w:top w:val="single" w:sz="2" w:space="0" w:color="auto"/>
+              <w:left w:val="single" w:sz="2" w:space="0" w:color="auto"/>
+              <w:bottom w:val="single" w:sz="2" w:space="0" w:color="auto"/>
+              <w:right w:val="single" w:sz="2" w:space="0" w:color="auto"/>
+            </w:tcBorders>
           </w:tcPr>
           <w:p>
             <w:pPr>
               <w:widowControl w:val="0"/>
-              <w:spacing w:line="216" w:lineRule="auto"/>
+              <w:spacing w:line="18" w:lineRule="atLeast"/>
               <w:rPr>
                 <w:color w:val="11437E"/>
                 <w:sz w:val="18"/>
@@ -231,6 +257,7 @@
               </w:rPr>
               <w:t>{{</w:t>
             </w:r>
+            <w:proofErr w:type="spellStart"/>
             <w:r>
               <w:rPr>
                 <w:color w:val="11437E"/>
@@ -239,6 +266,7 @@
               </w:rPr>
               <w:t>projectpressure</w:t>
             </w:r>
+            <w:proofErr w:type="spellEnd"/>
             <w:r>
               <w:rPr>
                 <w:color w:val="11437E"/>
@@ -252,13 +280,20 @@
         <w:tc>
           <w:tcPr>
             <w:tcW w:w="2880" w:type="dxa"/>
+            <w:tcBorders>
+              <w:top w:val="single" w:sz="2" w:space="0" w:color="auto"/>
+              <w:left w:val="single" w:sz="2" w:space="0" w:color="auto"/>
+              <w:bottom w:val="single" w:sz="2" w:space="0" w:color="auto"/>
+              <w:right w:val="single" w:sz="2" w:space="0" w:color="auto"/>
+            </w:tcBorders>
           </w:tcPr>
           <w:p>
             <w:pPr>
               <w:widowControl w:val="0"/>
-              <w:spacing w:line="216" w:lineRule="auto"/>
-              <w:rPr>
-                <w:color w:val="11437E"/>
+              <w:spacing w:line="18" w:lineRule="atLeast"/>
+              <w:rPr>
+                <w:b/>
+                <w:bCs/>
                 <w:sz w:val="18"/>
                 <w:szCs w:val="18"/>
               </w:rPr>
@@ -279,7 +314,16 @@
                 <w:sz w:val="18"/>
                 <w:szCs w:val="18"/>
               </w:rPr>
-              <w:t xml:space="preserve">: </w:t>
+              <w:t>:</w:t>
+            </w:r>
+            <w:r>
+              <w:rPr>
+                <w:b/>
+                <w:bCs/>
+                <w:sz w:val="18"/>
+                <w:szCs w:val="18"/>
+              </w:rPr>
+              <w:t xml:space="preserve"> </w:t>
             </w:r>
             <w:r>
               <w:rPr>
@@ -289,14 +333,16 @@
               </w:rPr>
               <w:t>{{</w:t>
             </w:r>
-            <w:r>
-              <w:rPr>
-                <w:color w:val="11437E"/>
-                <w:sz w:val="18"/>
-                <w:szCs w:val="18"/>
-              </w:rPr>
-              <w:t>testepressure</w:t>
-            </w:r>
+            <w:proofErr w:type="spellStart"/>
+            <w:r>
+              <w:rPr>
+                <w:color w:val="11437E"/>
+                <w:sz w:val="18"/>
+                <w:szCs w:val="18"/>
+              </w:rPr>
+              <w:t>testpressure</w:t>
+            </w:r>
+            <w:proofErr w:type="spellEnd"/>
             <w:r>
               <w:rPr>
                 <w:color w:val="11437E"/>
@@ -310,57 +356,61 @@
       </w:tr>
       <w:tr>
         <w:trPr>
-          <w:trHeight w:val="146"/>
+          <w:cantSplit/>
+          <w:trHeight w:val="177"/>
+          <w:tblHeader/>
+          <w:jc w:val="center"/>
         </w:trPr>
         <w:tc>
           <w:tcPr>
             <w:tcW w:w="2684" w:type="dxa"/>
+            <w:tcBorders>
+              <w:right w:val="single" w:sz="2" w:space="0" w:color="auto"/>
+            </w:tcBorders>
           </w:tcPr>
           <w:p>
             <w:pPr>
               <w:widowControl w:val="0"/>
-              <w:rPr>
-                <w:color w:val="11437E"/>
-                <w:sz w:val="18"/>
-                <w:szCs w:val="18"/>
-              </w:rPr>
-            </w:pPr>
-            <w:r>
-              <w:rPr>
-                <w:b/>
-                <w:bCs/>
-                <w:sz w:val="18"/>
-                <w:szCs w:val="18"/>
-              </w:rPr>
-              <w:t>Sistema</w:t>
-            </w:r>
-            <w:r>
-              <w:rPr>
-                <w:b/>
-                <w:bCs/>
-                <w:sz w:val="18"/>
-                <w:szCs w:val="18"/>
-              </w:rPr>
-              <w:t xml:space="preserve">: </w:t>
-            </w:r>
-            <w:r>
-              <w:rPr>
-                <w:color w:val="11437E"/>
-                <w:sz w:val="18"/>
-                <w:szCs w:val="18"/>
-              </w:rPr>
-              <w:t>{{system}}</w:t>
+              <w:spacing w:line="18" w:lineRule="atLeast"/>
+              <w:rPr>
+                <w:color w:val="11437E"/>
+                <w:sz w:val="18"/>
+                <w:szCs w:val="18"/>
+              </w:rPr>
+            </w:pPr>
+            <w:r>
+              <w:rPr>
+                <w:b/>
+                <w:bCs/>
+                <w:sz w:val="18"/>
+                <w:szCs w:val="18"/>
+              </w:rPr>
+              <w:t>Sistema:</w:t>
+            </w:r>
+            <w:r>
+              <w:rPr>
+                <w:color w:val="11437E"/>
+                <w:sz w:val="18"/>
+                <w:szCs w:val="18"/>
+              </w:rPr>
+              <w:t xml:space="preserve"> {{system}}</w:t>
             </w:r>
           </w:p>
         </w:tc>
         <w:tc>
           <w:tcPr>
             <w:tcW w:w="2693" w:type="dxa"/>
+            <w:tcBorders>
+              <w:top w:val="single" w:sz="2" w:space="0" w:color="auto"/>
+              <w:left w:val="single" w:sz="2" w:space="0" w:color="auto"/>
+              <w:bottom w:val="single" w:sz="2" w:space="0" w:color="auto"/>
+              <w:right w:val="single" w:sz="2" w:space="0" w:color="auto"/>
+            </w:tcBorders>
           </w:tcPr>
           <w:p>
             <w:pPr>
               <w:widowControl w:val="0"/>
-              <w:spacing w:line="216" w:lineRule="auto"/>
+              <w:spacing w:line="18" w:lineRule="atLeast"/>
               <w:rPr>
                 <w:color w:val="11437E"/>
                 <w:sz w:val="18"/>
@@ -393,6 +443,7 @@
               </w:rPr>
               <w:t>{{</w:t>
             </w:r>
+            <w:proofErr w:type="spellStart"/>
             <w:r>
               <w:rPr>
                 <w:color w:val="11437E"/>
@@ -401,6 +452,7 @@
               </w:rPr>
               <w:t>testunit</w:t>
             </w:r>
+            <w:proofErr w:type="spellEnd"/>
             <w:r>
               <w:rPr>
                 <w:color w:val="11437E"/>
@@ -414,11 +466,17 @@
         <w:tc>
           <w:tcPr>
             <w:tcW w:w="2093" w:type="dxa"/>
+            <w:tcBorders>
+              <w:top w:val="single" w:sz="2" w:space="0" w:color="auto"/>
+              <w:left w:val="single" w:sz="2" w:space="0" w:color="auto"/>
+              <w:bottom w:val="single" w:sz="2" w:space="0" w:color="auto"/>
+              <w:right w:val="single" w:sz="2" w:space="0" w:color="auto"/>
+            </w:tcBorders>
           </w:tcPr>
           <w:p>
             <w:pPr>
               <w:widowControl w:val="0"/>
-              <w:spacing w:line="216" w:lineRule="auto"/>
+              <w:spacing w:line="18" w:lineRule="atLeast"/>
               <w:rPr>
                 <w:color w:val="11437E"/>
                 <w:sz w:val="18"/>
@@ -451,14 +509,16 @@
               </w:rPr>
               <w:t>{{</w:t>
             </w:r>
-            <w:r>
-              <w:rPr>
-                <w:color w:val="11437E"/>
-                <w:sz w:val="18"/>
-                <w:szCs w:val="18"/>
-              </w:rPr>
-              <w:t>starttime}</w:t>
-            </w:r>
+            <w:proofErr w:type="spellStart"/>
+            <w:r>
+              <w:rPr>
+                <w:color w:val="11437E"/>
+                <w:sz w:val="18"/>
+                <w:szCs w:val="18"/>
+              </w:rPr>
+              <w:t>starttime</w:t>
+            </w:r>
+            <w:proofErr w:type="spellEnd"/>
             <w:r>
               <w:rPr>
                 <w:color w:val="11437E"/>
@@ -467,11 +527,19 @@
               </w:rPr>
               <w:t>}</w:t>
             </w:r>
+            <w:r>
+              <w:rPr>
+                <w:color w:val="11437E"/>
+                <w:sz w:val="18"/>
+                <w:szCs w:val="18"/>
+              </w:rPr>
+              <w:t>}</w:t>
+            </w:r>
           </w:p>
           <w:p>
             <w:pPr>
               <w:widowControl w:val="0"/>
-              <w:spacing w:line="216" w:lineRule="auto"/>
+              <w:spacing w:line="18" w:lineRule="atLeast"/>
               <w:rPr>
                 <w:b/>
                 <w:bCs/>
@@ -484,11 +552,17 @@
         <w:tc>
           <w:tcPr>
             <w:tcW w:w="2880" w:type="dxa"/>
+            <w:tcBorders>
+              <w:top w:val="single" w:sz="2" w:space="0" w:color="auto"/>
+              <w:left w:val="single" w:sz="2" w:space="0" w:color="auto"/>
+              <w:bottom w:val="single" w:sz="2" w:space="0" w:color="auto"/>
+              <w:right w:val="single" w:sz="2" w:space="0" w:color="auto"/>
+            </w:tcBorders>
           </w:tcPr>
           <w:p>
             <w:pPr>
               <w:widowControl w:val="0"/>
-              <w:spacing w:line="216" w:lineRule="auto"/>
+              <w:spacing w:line="18" w:lineRule="atLeast"/>
               <w:rPr>
                 <w:color w:val="11437E"/>
                 <w:sz w:val="18"/>
@@ -521,6 +595,7 @@
               </w:rPr>
               <w:t>{{</w:t>
             </w:r>
+            <w:proofErr w:type="spellStart"/>
             <w:r>
               <w:rPr>
                 <w:color w:val="11437E"/>
@@ -529,6 +604,7 @@
               </w:rPr>
               <w:t>endtime</w:t>
             </w:r>
+            <w:proofErr w:type="spellEnd"/>
             <w:r>
               <w:rPr>
                 <w:color w:val="11437E"/>
@@ -542,49 +618,159 @@
       </w:tr>
       <w:tr>
         <w:trPr>
-          <w:trHeight w:val="20"/>
+          <w:cantSplit/>
+          <w:trHeight w:val="117"/>
+          <w:tblHeader/>
+          <w:jc w:val="center"/>
         </w:trPr>
         <w:tc>
           <w:tcPr>
-            <w:tcW w:w="10350" w:type="dxa"/>
-            <w:gridSpan w:val="4"/>
+            <w:tcW w:w="7470" w:type="dxa"/>
+            <w:gridSpan w:val="3"/>
+            <w:tcBorders>
+              <w:top w:val="single" w:sz="2" w:space="0" w:color="auto"/>
+              <w:left w:val="single" w:sz="2" w:space="0" w:color="auto"/>
+              <w:bottom w:val="single" w:sz="2" w:space="0" w:color="auto"/>
+              <w:right w:val="single" w:sz="2" w:space="0" w:color="auto"/>
+            </w:tcBorders>
           </w:tcPr>
           <w:p>
             <w:pPr>
               <w:widowControl w:val="0"/>
-              <w:spacing w:line="216" w:lineRule="auto"/>
-              <w:rPr>
-                <w:b/>
-                <w:bCs/>
-                <w:sz w:val="18"/>
-                <w:szCs w:val="18"/>
-              </w:rPr>
-            </w:pPr>
-            <w:r>
-              <w:rPr>
-                <w:b/>
-                <w:bCs/>
-                <w:sz w:val="18"/>
-                <w:szCs w:val="18"/>
-              </w:rPr>
-              <w:t xml:space="preserve">Laudo: </w:t>
-            </w:r>
-            <w:r>
-              <w:rPr>
-                <w:color w:val="11437E"/>
-                <w:sz w:val="18"/>
-                <w:szCs w:val="18"/>
-              </w:rPr>
-              <w:t>{{status}}</w:t>
+              <w:spacing w:line="18" w:lineRule="atLeast"/>
+              <w:rPr>
+                <w:b/>
+                <w:bCs/>
+                <w:sz w:val="18"/>
+                <w:szCs w:val="18"/>
+              </w:rPr>
+            </w:pPr>
+            <w:proofErr w:type="spellStart"/>
+            <w:r>
+              <w:rPr>
+                <w:b/>
+                <w:bCs/>
+                <w:sz w:val="18"/>
+                <w:szCs w:val="18"/>
+              </w:rPr>
+              <w:t>Tags</w:t>
+            </w:r>
+            <w:proofErr w:type="spellEnd"/>
+            <w:r>
+              <w:rPr>
+                <w:b/>
+                <w:bCs/>
+                <w:sz w:val="18"/>
+                <w:szCs w:val="18"/>
+              </w:rPr>
+              <w:t xml:space="preserve">: </w:t>
+            </w:r>
+            <w:r>
+              <w:rPr>
+                <w:color w:val="11437E"/>
+                <w:sz w:val="18"/>
+                <w:szCs w:val="18"/>
+              </w:rPr>
+              <w:t>{{</w:t>
+            </w:r>
+            <w:proofErr w:type="spellStart"/>
+            <w:r>
+              <w:rPr>
+                <w:color w:val="11437E"/>
+                <w:sz w:val="18"/>
+                <w:szCs w:val="18"/>
+              </w:rPr>
+              <w:t>tags</w:t>
+            </w:r>
+            <w:proofErr w:type="spellEnd"/>
+            <w:r>
+              <w:rPr>
+                <w:color w:val="11437E"/>
+                <w:sz w:val="18"/>
+                <w:szCs w:val="18"/>
+              </w:rPr>
+              <w:t>}}</w:t>
+            </w:r>
+          </w:p>
+        </w:tc>
+        <w:tc>
+          <w:tcPr>
+            <w:tcW w:w="2880" w:type="dxa"/>
+            <w:tcBorders>
+              <w:top w:val="single" w:sz="2" w:space="0" w:color="auto"/>
+              <w:left w:val="single" w:sz="2" w:space="0" w:color="auto"/>
+              <w:bottom w:val="single" w:sz="2" w:space="0" w:color="auto"/>
+              <w:right w:val="single" w:sz="2" w:space="0" w:color="auto"/>
+            </w:tcBorders>
+          </w:tcPr>
+          <w:p>
+            <w:pPr>
+              <w:widowControl w:val="0"/>
+              <w:spacing w:line="18" w:lineRule="atLeast"/>
+              <w:rPr>
+                <w:b/>
+                <w:bCs/>
+                <w:sz w:val="18"/>
+                <w:szCs w:val="18"/>
+              </w:rPr>
+            </w:pPr>
+            <w:r>
+              <w:rPr>
+                <w:b/>
+                <w:bCs/>
+                <w:sz w:val="18"/>
+                <w:szCs w:val="18"/>
+              </w:rPr>
+              <w:t>RTP</w:t>
+            </w:r>
+            <w:r>
+              <w:rPr>
+                <w:b/>
+                <w:bCs/>
+                <w:sz w:val="18"/>
+                <w:szCs w:val="18"/>
+              </w:rPr>
+              <w:t xml:space="preserve">: </w:t>
+            </w:r>
+            <w:r>
+              <w:rPr>
+                <w:color w:val="11437E"/>
+                <w:sz w:val="18"/>
+                <w:szCs w:val="18"/>
+              </w:rPr>
+              <w:t>{{</w:t>
+            </w:r>
+            <w:proofErr w:type="spellStart"/>
+            <w:r>
+              <w:rPr>
+                <w:color w:val="11437E"/>
+                <w:sz w:val="18"/>
+                <w:szCs w:val="18"/>
+              </w:rPr>
+              <w:t>rtp</w:t>
+            </w:r>
+            <w:proofErr w:type="spellEnd"/>
+            <w:r>
+              <w:rPr>
+                <w:color w:val="11437E"/>
+                <w:sz w:val="18"/>
+                <w:szCs w:val="18"/>
+              </w:rPr>
+              <w:t>}}</w:t>
             </w:r>
           </w:p>
         </w:tc>
       </w:tr>
     </w:tbl>
+    <w:p>
+      <w:pPr>
+        <w:pStyle w:val="SemEspaamento"/>
+      </w:pPr>
+    </w:p>
     <w:tbl>
       <w:tblPr>
         <w:tblStyle w:val="Tabelacomgrade"/>
-        <w:tblpPr w:leftFromText="141" w:rightFromText="141" w:vertAnchor="text" w:horzAnchor="margin" w:tblpXSpec="center" w:tblpY="-375"/>
+        <w:tblpPr w:leftFromText="141" w:rightFromText="141" w:vertAnchor="text" w:horzAnchor="margin" w:tblpXSpec="center" w:tblpY="90"/>
         <w:tblW w:w="10343" w:type="dxa"/>
         <w:tblLook w:val="04A0" w:firstRow="1" w:lastRow="0" w:firstColumn="1" w:lastColumn="0" w:noHBand="0" w:noVBand="1"/>
       </w:tblPr>
@@ -621,7 +807,27 @@
                 <w:sz w:val="18"/>
                 <w:szCs w:val="18"/>
               </w:rPr>
-              <w:t>TUBULAÇÕES</w:t>
+              <w:t>TUBULAÇ</w:t>
+            </w:r>
+            <w:r>
+              <w:rPr>
+                <w:b/>
+                <w:bCs/>
+                <w:color w:val="E8E8E8"/>
+                <w:sz w:val="18"/>
+                <w:szCs w:val="18"/>
+              </w:rPr>
+              <w:t>Õ</w:t>
+            </w:r>
+            <w:r>
+              <w:rPr>
+                <w:b/>
+                <w:bCs/>
+                <w:color w:val="E8E8E8"/>
+                <w:sz w:val="18"/>
+                <w:szCs w:val="18"/>
+              </w:rPr>
+              <w:t>ES</w:t>
             </w:r>
           </w:p>
         </w:tc>
@@ -634,6 +840,7 @@
           <w:tcPr>
             <w:tcW w:w="5223" w:type="dxa"/>
             <w:shd w:val="clear" w:color="auto" w:fill="E8E8E8"/>
+            <w:vAlign w:val="center"/>
           </w:tcPr>
           <w:p>
             <w:pPr>
@@ -661,18 +868,27 @@
           <w:tcPr>
             <w:tcW w:w="5120" w:type="dxa"/>
             <w:shd w:val="clear" w:color="auto" w:fill="E8E8E8"/>
+            <w:vAlign w:val="center"/>
           </w:tcPr>
           <w:p>
             <w:pPr>
               <w:pStyle w:val="SemEspaamento"/>
+              <w:tabs>
+                <w:tab w:val="left" w:pos="1470"/>
+                <w:tab w:val="center" w:pos="2452"/>
+              </w:tabs>
               <w:jc w:val="center"/>
               <w:rPr>
-                <w:sz w:val="18"/>
-                <w:szCs w:val="18"/>
-              </w:rPr>
-            </w:pPr>
-            <w:r>
-              <w:rPr>
+                <w:b/>
+                <w:bCs/>
+                <w:sz w:val="18"/>
+                <w:szCs w:val="18"/>
+              </w:rPr>
+            </w:pPr>
+            <w:r>
+              <w:rPr>
+                <w:b/>
+                <w:bCs/>
                 <w:sz w:val="18"/>
                 <w:szCs w:val="18"/>
               </w:rPr>
@@ -688,6 +904,7 @@
         <w:tc>
           <w:tcPr>
             <w:tcW w:w="5223" w:type="dxa"/>
+            <w:vAlign w:val="center"/>
           </w:tcPr>
           <w:p>
             <w:pPr>
@@ -700,13 +917,32 @@
                 <w:sz w:val="18"/>
                 <w:szCs w:val="18"/>
               </w:rPr>
-              <w:t>{{diameter}}</w:t>
+              <w:t>{{</w:t>
+            </w:r>
+            <w:proofErr w:type="spellStart"/>
+            <w:r>
+              <w:rPr>
+                <w:color w:val="11437E"/>
+                <w:sz w:val="18"/>
+                <w:szCs w:val="18"/>
+              </w:rPr>
+              <w:t>diameter</w:t>
+            </w:r>
+            <w:proofErr w:type="spellEnd"/>
+            <w:r>
+              <w:rPr>
+                <w:color w:val="11437E"/>
+                <w:sz w:val="18"/>
+                <w:szCs w:val="18"/>
+              </w:rPr>
+              <w:t>}}</w:t>
             </w:r>
           </w:p>
         </w:tc>
         <w:tc>
           <w:tcPr>
             <w:tcW w:w="5120" w:type="dxa"/>
+            <w:vAlign w:val="center"/>
           </w:tcPr>
           <w:p>
             <w:pPr>
@@ -719,7 +955,25 @@
                 <w:sz w:val="18"/>
                 <w:szCs w:val="18"/>
               </w:rPr>
-              <w:t>{{length}}</w:t>
+              <w:t>{{</w:t>
+            </w:r>
+            <w:proofErr w:type="spellStart"/>
+            <w:r>
+              <w:rPr>
+                <w:color w:val="11437E"/>
+                <w:sz w:val="18"/>
+                <w:szCs w:val="18"/>
+              </w:rPr>
+              <w:t>length</w:t>
+            </w:r>
+            <w:proofErr w:type="spellEnd"/>
+            <w:r>
+              <w:rPr>
+                <w:color w:val="11437E"/>
+                <w:sz w:val="18"/>
+                <w:szCs w:val="18"/>
+              </w:rPr>
+              <w:t>}}</w:t>
             </w:r>
           </w:p>
         </w:tc>
@@ -727,8 +981,611 @@
     </w:tbl>
     <w:p>
       <w:pPr>
-        <w:spacing w:line="16" w:lineRule="auto"/>
-        <w:jc w:val="both"/>
+        <w:pStyle w:val="SemEspaamento"/>
+      </w:pPr>
+    </w:p>
+    <w:tbl>
+      <w:tblPr>
+        <w:tblW w:w="10350" w:type="dxa"/>
+        <w:jc w:val="center"/>
+        <w:tblBorders>
+          <w:top w:val="single" w:sz="4" w:space="0" w:color="auto"/>
+          <w:left w:val="single" w:sz="4" w:space="0" w:color="auto"/>
+          <w:bottom w:val="single" w:sz="4" w:space="0" w:color="auto"/>
+          <w:right w:val="single" w:sz="4" w:space="0" w:color="auto"/>
+          <w:insideH w:val="single" w:sz="4" w:space="0" w:color="auto"/>
+          <w:insideV w:val="single" w:sz="4" w:space="0" w:color="auto"/>
+        </w:tblBorders>
+        <w:tblLayout w:type="fixed"/>
+        <w:tblLook w:val="0600" w:firstRow="0" w:lastRow="0" w:firstColumn="0" w:lastColumn="0" w:noHBand="1" w:noVBand="1"/>
+      </w:tblPr>
+      <w:tblGrid>
+        <w:gridCol w:w="5235"/>
+        <w:gridCol w:w="5115"/>
+      </w:tblGrid>
+      <w:tr>
+        <w:trPr>
+          <w:trHeight w:val="363"/>
+          <w:tblHeader/>
+          <w:jc w:val="center"/>
+        </w:trPr>
+        <w:tc>
+          <w:tcPr>
+            <w:tcW w:w="10350" w:type="dxa"/>
+            <w:gridSpan w:val="2"/>
+            <w:shd w:val="clear" w:color="auto" w:fill="30503E"/>
+            <w:vAlign w:val="center"/>
+          </w:tcPr>
+          <w:p>
+            <w:pPr>
+              <w:widowControl w:val="0"/>
+              <w:spacing w:line="216" w:lineRule="auto"/>
+              <w:jc w:val="center"/>
+              <w:rPr>
+                <w:b/>
+                <w:bCs/>
+                <w:color w:val="E8E8E8"/>
+                <w:sz w:val="18"/>
+                <w:szCs w:val="18"/>
+              </w:rPr>
+            </w:pPr>
+            <w:r>
+              <w:rPr>
+                <w:b/>
+                <w:bCs/>
+                <w:color w:val="E8E8E8"/>
+                <w:sz w:val="18"/>
+                <w:szCs w:val="18"/>
+              </w:rPr>
+              <w:t>COLABORADORES</w:t>
+            </w:r>
+          </w:p>
+        </w:tc>
+      </w:tr>
+      <w:tr>
+        <w:trPr>
+          <w:trHeight w:val="255"/>
+          <w:jc w:val="center"/>
+        </w:trPr>
+        <w:tc>
+          <w:tcPr>
+            <w:tcW w:w="5235" w:type="dxa"/>
+            <w:shd w:val="clear" w:color="auto" w:fill="E8E8E8"/>
+            <w:vAlign w:val="center"/>
+          </w:tcPr>
+          <w:p>
+            <w:pPr>
+              <w:widowControl w:val="0"/>
+              <w:spacing w:line="216" w:lineRule="auto"/>
+              <w:jc w:val="center"/>
+              <w:rPr>
+                <w:b/>
+                <w:bCs/>
+                <w:sz w:val="18"/>
+                <w:szCs w:val="18"/>
+              </w:rPr>
+            </w:pPr>
+            <w:r>
+              <w:rPr>
+                <w:b/>
+                <w:bCs/>
+                <w:sz w:val="18"/>
+                <w:szCs w:val="18"/>
+              </w:rPr>
+              <w:t>Nome</w:t>
+            </w:r>
+          </w:p>
+        </w:tc>
+        <w:tc>
+          <w:tcPr>
+            <w:tcW w:w="5115" w:type="dxa"/>
+            <w:shd w:val="clear" w:color="auto" w:fill="E8E8E8"/>
+            <w:vAlign w:val="center"/>
+          </w:tcPr>
+          <w:p>
+            <w:pPr>
+              <w:widowControl w:val="0"/>
+              <w:spacing w:line="216" w:lineRule="auto"/>
+              <w:jc w:val="center"/>
+              <w:rPr>
+                <w:b/>
+                <w:bCs/>
+                <w:sz w:val="18"/>
+                <w:szCs w:val="18"/>
+              </w:rPr>
+            </w:pPr>
+            <w:r>
+              <w:rPr>
+                <w:b/>
+                <w:bCs/>
+                <w:sz w:val="18"/>
+                <w:szCs w:val="18"/>
+              </w:rPr>
+              <w:t>Função</w:t>
+            </w:r>
+          </w:p>
+        </w:tc>
+      </w:tr>
+      <w:tr>
+        <w:trPr>
+          <w:trHeight w:val="272"/>
+          <w:jc w:val="center"/>
+        </w:trPr>
+        <w:tc>
+          <w:tcPr>
+            <w:tcW w:w="5235" w:type="dxa"/>
+            <w:shd w:val="clear" w:color="auto" w:fill="FFFFFF"/>
+            <w:vAlign w:val="center"/>
+          </w:tcPr>
+          <w:p>
+            <w:pPr>
+              <w:widowControl w:val="0"/>
+              <w:spacing w:line="216" w:lineRule="auto"/>
+              <w:jc w:val="center"/>
+              <w:rPr>
+                <w:color w:val="11437E"/>
+                <w:sz w:val="18"/>
+                <w:szCs w:val="18"/>
+              </w:rPr>
+            </w:pPr>
+            <w:r>
+              <w:rPr>
+                <w:color w:val="11437E"/>
+                <w:sz w:val="18"/>
+                <w:szCs w:val="18"/>
+              </w:rPr>
+              <w:t>{{</w:t>
+            </w:r>
+            <w:proofErr w:type="spellStart"/>
+            <w:r>
+              <w:rPr>
+                <w:color w:val="11437E"/>
+                <w:sz w:val="18"/>
+                <w:szCs w:val="18"/>
+              </w:rPr>
+              <w:t>collaboratorname</w:t>
+            </w:r>
+            <w:proofErr w:type="spellEnd"/>
+            <w:r>
+              <w:rPr>
+                <w:color w:val="11437E"/>
+                <w:sz w:val="18"/>
+                <w:szCs w:val="18"/>
+              </w:rPr>
+              <w:t>}}</w:t>
+            </w:r>
+          </w:p>
+        </w:tc>
+        <w:tc>
+          <w:tcPr>
+            <w:tcW w:w="5115" w:type="dxa"/>
+            <w:vAlign w:val="center"/>
+          </w:tcPr>
+          <w:p>
+            <w:pPr>
+              <w:widowControl w:val="0"/>
+              <w:spacing w:line="216" w:lineRule="auto"/>
+              <w:jc w:val="center"/>
+              <w:rPr>
+                <w:color w:val="11437E"/>
+                <w:sz w:val="18"/>
+                <w:szCs w:val="18"/>
+              </w:rPr>
+            </w:pPr>
+            <w:r>
+              <w:rPr>
+                <w:color w:val="11437E"/>
+                <w:sz w:val="18"/>
+                <w:szCs w:val="18"/>
+              </w:rPr>
+              <w:t>{{</w:t>
+            </w:r>
+            <w:proofErr w:type="spellStart"/>
+            <w:r>
+              <w:rPr>
+                <w:color w:val="11437E"/>
+                <w:sz w:val="18"/>
+                <w:szCs w:val="18"/>
+              </w:rPr>
+              <w:t>collaboratorposition</w:t>
+            </w:r>
+            <w:proofErr w:type="spellEnd"/>
+            <w:r>
+              <w:rPr>
+                <w:color w:val="11437E"/>
+                <w:sz w:val="18"/>
+                <w:szCs w:val="18"/>
+              </w:rPr>
+              <w:t>}}</w:t>
+            </w:r>
+          </w:p>
+        </w:tc>
+      </w:tr>
+    </w:tbl>
+    <w:p>
+      <w:pPr>
+        <w:pStyle w:val="SemEspaamento"/>
+      </w:pPr>
+    </w:p>
+    <w:tbl>
+      <w:tblPr>
+        <w:tblW w:w="10350" w:type="dxa"/>
+        <w:jc w:val="center"/>
+        <w:tblBorders>
+          <w:top w:val="single" w:sz="4" w:space="0" w:color="auto"/>
+          <w:left w:val="single" w:sz="4" w:space="0" w:color="auto"/>
+          <w:bottom w:val="single" w:sz="4" w:space="0" w:color="auto"/>
+          <w:right w:val="single" w:sz="4" w:space="0" w:color="auto"/>
+          <w:insideH w:val="single" w:sz="4" w:space="0" w:color="auto"/>
+          <w:insideV w:val="single" w:sz="4" w:space="0" w:color="auto"/>
+        </w:tblBorders>
+        <w:tblLayout w:type="fixed"/>
+        <w:tblLook w:val="0600" w:firstRow="0" w:lastRow="0" w:firstColumn="0" w:lastColumn="0" w:noHBand="1" w:noVBand="1"/>
+      </w:tblPr>
+      <w:tblGrid>
+        <w:gridCol w:w="2547"/>
+        <w:gridCol w:w="2977"/>
+        <w:gridCol w:w="2409"/>
+        <w:gridCol w:w="2417"/>
+      </w:tblGrid>
+      <w:tr>
+        <w:trPr>
+          <w:trHeight w:val="363"/>
+          <w:tblHeader/>
+          <w:jc w:val="center"/>
+        </w:trPr>
+        <w:tc>
+          <w:tcPr>
+            <w:tcW w:w="10350" w:type="dxa"/>
+            <w:gridSpan w:val="4"/>
+            <w:shd w:val="clear" w:color="auto" w:fill="30503E"/>
+            <w:vAlign w:val="center"/>
+          </w:tcPr>
+          <w:p>
+            <w:pPr>
+              <w:widowControl w:val="0"/>
+              <w:spacing w:line="216" w:lineRule="auto"/>
+              <w:jc w:val="center"/>
+              <w:rPr>
+                <w:b/>
+                <w:bCs/>
+                <w:color w:val="E8E8E8"/>
+                <w:sz w:val="18"/>
+                <w:szCs w:val="18"/>
+              </w:rPr>
+            </w:pPr>
+            <w:r>
+              <w:rPr>
+                <w:b/>
+                <w:bCs/>
+                <w:color w:val="E8E8E8"/>
+                <w:sz w:val="18"/>
+                <w:szCs w:val="18"/>
+              </w:rPr>
+              <w:t>MANÔMETROS</w:t>
+            </w:r>
+          </w:p>
+        </w:tc>
+      </w:tr>
+      <w:tr>
+        <w:trPr>
+          <w:trHeight w:val="272"/>
+          <w:jc w:val="center"/>
+        </w:trPr>
+        <w:tc>
+          <w:tcPr>
+            <w:tcW w:w="2547" w:type="dxa"/>
+            <w:shd w:val="clear" w:color="auto" w:fill="E8E8E8"/>
+            <w:vAlign w:val="center"/>
+          </w:tcPr>
+          <w:p>
+            <w:pPr>
+              <w:widowControl w:val="0"/>
+              <w:spacing w:line="216" w:lineRule="auto"/>
+              <w:jc w:val="center"/>
+              <w:rPr>
+                <w:b/>
+                <w:bCs/>
+                <w:sz w:val="18"/>
+                <w:szCs w:val="18"/>
+              </w:rPr>
+            </w:pPr>
+            <w:r>
+              <w:rPr>
+                <w:b/>
+                <w:bCs/>
+                <w:sz w:val="18"/>
+                <w:szCs w:val="18"/>
+              </w:rPr>
+              <w:t>Escala do manômetro</w:t>
+            </w:r>
+          </w:p>
+        </w:tc>
+        <w:tc>
+          <w:tcPr>
+            <w:tcW w:w="2977" w:type="dxa"/>
+            <w:shd w:val="clear" w:color="auto" w:fill="E8E8E8"/>
+            <w:vAlign w:val="center"/>
+          </w:tcPr>
+          <w:p>
+            <w:pPr>
+              <w:widowControl w:val="0"/>
+              <w:spacing w:line="216" w:lineRule="auto"/>
+              <w:jc w:val="center"/>
+              <w:rPr>
+                <w:b/>
+                <w:bCs/>
+                <w:sz w:val="18"/>
+                <w:szCs w:val="18"/>
+              </w:rPr>
+            </w:pPr>
+            <w:r>
+              <w:rPr>
+                <w:b/>
+                <w:bCs/>
+                <w:sz w:val="18"/>
+                <w:szCs w:val="18"/>
+              </w:rPr>
+              <w:t>N° do certificado de calibração</w:t>
+            </w:r>
+          </w:p>
+        </w:tc>
+        <w:tc>
+          <w:tcPr>
+            <w:tcW w:w="2409" w:type="dxa"/>
+            <w:shd w:val="clear" w:color="auto" w:fill="E8E8E8"/>
+            <w:vAlign w:val="center"/>
+          </w:tcPr>
+          <w:p>
+            <w:pPr>
+              <w:widowControl w:val="0"/>
+              <w:spacing w:line="216" w:lineRule="auto"/>
+              <w:jc w:val="center"/>
+              <w:rPr>
+                <w:b/>
+                <w:bCs/>
+                <w:sz w:val="18"/>
+                <w:szCs w:val="18"/>
+              </w:rPr>
+            </w:pPr>
+            <w:r>
+              <w:rPr>
+                <w:b/>
+                <w:bCs/>
+                <w:sz w:val="18"/>
+                <w:szCs w:val="18"/>
+              </w:rPr>
+              <w:t>Data de calibração</w:t>
+            </w:r>
+          </w:p>
+        </w:tc>
+        <w:tc>
+          <w:tcPr>
+            <w:tcW w:w="2417" w:type="dxa"/>
+            <w:shd w:val="clear" w:color="auto" w:fill="E8E8E8"/>
+            <w:vAlign w:val="center"/>
+          </w:tcPr>
+          <w:p>
+            <w:pPr>
+              <w:widowControl w:val="0"/>
+              <w:spacing w:line="216" w:lineRule="auto"/>
+              <w:jc w:val="center"/>
+              <w:rPr>
+                <w:b/>
+                <w:bCs/>
+                <w:sz w:val="18"/>
+                <w:szCs w:val="18"/>
+              </w:rPr>
+            </w:pPr>
+            <w:r>
+              <w:rPr>
+                <w:b/>
+                <w:bCs/>
+                <w:sz w:val="18"/>
+                <w:szCs w:val="18"/>
+              </w:rPr>
+              <w:t>Validade da calibração</w:t>
+            </w:r>
+          </w:p>
+        </w:tc>
+      </w:tr>
+      <w:tr>
+        <w:trPr>
+          <w:trHeight w:val="272"/>
+          <w:jc w:val="center"/>
+        </w:trPr>
+        <w:tc>
+          <w:tcPr>
+            <w:tcW w:w="2547" w:type="dxa"/>
+            <w:shd w:val="clear" w:color="auto" w:fill="FFFFFF"/>
+            <w:vAlign w:val="center"/>
+          </w:tcPr>
+          <w:p>
+            <w:pPr>
+              <w:widowControl w:val="0"/>
+              <w:spacing w:line="216" w:lineRule="auto"/>
+              <w:jc w:val="center"/>
+              <w:rPr>
+                <w:color w:val="11437E"/>
+                <w:sz w:val="18"/>
+                <w:szCs w:val="18"/>
+              </w:rPr>
+            </w:pPr>
+            <w:r>
+              <w:rPr>
+                <w:color w:val="11437E"/>
+                <w:sz w:val="18"/>
+                <w:szCs w:val="18"/>
+              </w:rPr>
+              <w:t>{{</w:t>
+            </w:r>
+            <w:proofErr w:type="spellStart"/>
+            <w:r>
+              <w:rPr>
+                <w:color w:val="11437E"/>
+                <w:sz w:val="18"/>
+                <w:szCs w:val="18"/>
+              </w:rPr>
+              <w:t>manometerscale</w:t>
+            </w:r>
+            <w:proofErr w:type="spellEnd"/>
+            <w:r>
+              <w:rPr>
+                <w:color w:val="11437E"/>
+                <w:sz w:val="18"/>
+                <w:szCs w:val="18"/>
+              </w:rPr>
+              <w:t>}}</w:t>
+            </w:r>
+          </w:p>
+        </w:tc>
+        <w:tc>
+          <w:tcPr>
+            <w:tcW w:w="2977" w:type="dxa"/>
+            <w:shd w:val="clear" w:color="auto" w:fill="FFFFFF"/>
+            <w:vAlign w:val="center"/>
+          </w:tcPr>
+          <w:p>
+            <w:pPr>
+              <w:widowControl w:val="0"/>
+              <w:spacing w:line="216" w:lineRule="auto"/>
+              <w:jc w:val="center"/>
+              <w:rPr>
+                <w:color w:val="11437E"/>
+                <w:sz w:val="18"/>
+                <w:szCs w:val="18"/>
+              </w:rPr>
+            </w:pPr>
+            <w:r>
+              <w:rPr>
+                <w:color w:val="11437E"/>
+                <w:sz w:val="18"/>
+                <w:szCs w:val="18"/>
+              </w:rPr>
+              <w:t>{{</w:t>
+            </w:r>
+            <w:proofErr w:type="spellStart"/>
+            <w:r>
+              <w:rPr>
+                <w:color w:val="11437E"/>
+                <w:sz w:val="18"/>
+                <w:szCs w:val="18"/>
+              </w:rPr>
+              <w:t>manometercert</w:t>
+            </w:r>
+            <w:proofErr w:type="spellEnd"/>
+            <w:r>
+              <w:rPr>
+                <w:color w:val="11437E"/>
+                <w:sz w:val="18"/>
+                <w:szCs w:val="18"/>
+              </w:rPr>
+              <w:t>}}</w:t>
+            </w:r>
+          </w:p>
+        </w:tc>
+        <w:tc>
+          <w:tcPr>
+            <w:tcW w:w="2409" w:type="dxa"/>
+            <w:shd w:val="clear" w:color="auto" w:fill="FFFFFF"/>
+            <w:vAlign w:val="center"/>
+          </w:tcPr>
+          <w:p>
+            <w:pPr>
+              <w:widowControl w:val="0"/>
+              <w:spacing w:line="216" w:lineRule="auto"/>
+              <w:jc w:val="center"/>
+              <w:rPr>
+                <w:color w:val="11437E"/>
+                <w:sz w:val="18"/>
+                <w:szCs w:val="18"/>
+              </w:rPr>
+            </w:pPr>
+            <w:r>
+              <w:rPr>
+                <w:color w:val="11437E"/>
+                <w:sz w:val="18"/>
+                <w:szCs w:val="18"/>
+              </w:rPr>
+              <w:t>{{</w:t>
+            </w:r>
+            <w:proofErr w:type="spellStart"/>
+            <w:r>
+              <w:rPr>
+                <w:color w:val="11437E"/>
+                <w:sz w:val="18"/>
+                <w:szCs w:val="18"/>
+              </w:rPr>
+              <w:t>manometercalibration</w:t>
+            </w:r>
+            <w:proofErr w:type="spellEnd"/>
+            <w:r>
+              <w:rPr>
+                <w:color w:val="11437E"/>
+                <w:sz w:val="18"/>
+                <w:szCs w:val="18"/>
+              </w:rPr>
+              <w:t>}}</w:t>
+            </w:r>
+          </w:p>
+        </w:tc>
+        <w:tc>
+          <w:tcPr>
+            <w:tcW w:w="2417" w:type="dxa"/>
+            <w:shd w:val="clear" w:color="auto" w:fill="FFFFFF"/>
+            <w:vAlign w:val="center"/>
+          </w:tcPr>
+          <w:p>
+            <w:pPr>
+              <w:widowControl w:val="0"/>
+              <w:spacing w:line="216" w:lineRule="auto"/>
+              <w:jc w:val="center"/>
+              <w:rPr>
+                <w:color w:val="11437E"/>
+                <w:sz w:val="18"/>
+                <w:szCs w:val="18"/>
+              </w:rPr>
+            </w:pPr>
+            <w:r>
+              <w:rPr>
+                <w:color w:val="11437E"/>
+                <w:sz w:val="18"/>
+                <w:szCs w:val="18"/>
+              </w:rPr>
+              <w:t>{{</w:t>
+            </w:r>
+            <w:proofErr w:type="spellStart"/>
+            <w:r>
+              <w:rPr>
+                <w:color w:val="11437E"/>
+                <w:sz w:val="18"/>
+                <w:szCs w:val="18"/>
+              </w:rPr>
+              <w:t>manometerexpiring</w:t>
+            </w:r>
+            <w:proofErr w:type="spellEnd"/>
+            <w:r>
+              <w:rPr>
+                <w:color w:val="11437E"/>
+                <w:sz w:val="18"/>
+                <w:szCs w:val="18"/>
+              </w:rPr>
+              <w:t>}}</w:t>
+            </w:r>
+          </w:p>
+        </w:tc>
+      </w:tr>
+    </w:tbl>
+    <w:p>
+      <w:pPr>
+        <w:widowControl w:val="0"/>
+        <w:pBdr>
+          <w:top w:val="nil"/>
+          <w:left w:val="nil"/>
+          <w:bottom w:val="nil"/>
+          <w:right w:val="nil"/>
+          <w:between w:val="nil"/>
+        </w:pBdr>
         <w:rPr>
           <w:b/>
           <w:bCs/>
@@ -740,42 +1597,37 @@
     </w:p>
     <w:tbl>
       <w:tblPr>
-        <w:tblStyle w:val="a0"/>
-        <w:tblW w:w="10350" w:type="dxa"/>
-        <w:jc w:val="center"/>
-        <w:tblInd w:w="0" w:type="dxa"/>
+        <w:tblStyle w:val="Tabelacomgrade"/>
+        <w:tblW w:w="10348" w:type="dxa"/>
+        <w:tblInd w:w="-666" w:type="dxa"/>
         <w:tblBorders>
-          <w:top w:val="single" w:sz="8" w:space="0" w:color="000000"/>
-          <w:left w:val="single" w:sz="8" w:space="0" w:color="000000"/>
-          <w:bottom w:val="single" w:sz="8" w:space="0" w:color="000000"/>
-          <w:right w:val="single" w:sz="8" w:space="0" w:color="000000"/>
-          <w:insideH w:val="single" w:sz="8" w:space="0" w:color="000000"/>
-          <w:insideV w:val="single" w:sz="8" w:space="0" w:color="000000"/>
+          <w:top w:val="single" w:sz="2" w:space="0" w:color="auto"/>
+          <w:left w:val="single" w:sz="2" w:space="0" w:color="auto"/>
+          <w:bottom w:val="single" w:sz="2" w:space="0" w:color="auto"/>
+          <w:right w:val="single" w:sz="2" w:space="0" w:color="auto"/>
+          <w:insideH w:val="single" w:sz="2" w:space="0" w:color="auto"/>
+          <w:insideV w:val="single" w:sz="2" w:space="0" w:color="auto"/>
         </w:tblBorders>
-        <w:tblLayout w:type="fixed"/>
-        <w:tblLook w:val="0600" w:firstRow="0" w:lastRow="0" w:firstColumn="0" w:lastColumn="0" w:noHBand="1" w:noVBand="1"/>
+        <w:tblLook w:val="04A0" w:firstRow="1" w:lastRow="0" w:firstColumn="1" w:lastColumn="0" w:noHBand="0" w:noVBand="1"/>
       </w:tblPr>
       <w:tblGrid>
-        <w:gridCol w:w="5377"/>
-        <w:gridCol w:w="4973"/>
+        <w:gridCol w:w="10348"/>
       </w:tblGrid>
       <w:tr>
         <w:trPr>
-          <w:trHeight w:val="20"/>
+          <w:cantSplit/>
+          <w:trHeight w:val="449"/>
           <w:tblHeader/>
-          <w:jc w:val="center"/>
         </w:trPr>
         <w:tc>
           <w:tcPr>
-            <w:tcW w:w="10350" w:type="dxa"/>
-            <w:gridSpan w:val="2"/>
-            <w:shd w:val="clear" w:color="auto" w:fill="30503E"/>
+            <w:tcW w:w="10348" w:type="dxa"/>
+            <w:shd w:val="clear" w:color="auto" w:fill="30503A"/>
             <w:vAlign w:val="center"/>
           </w:tcPr>
           <w:p>
             <w:pPr>
               <w:widowControl w:val="0"/>
-              <w:spacing w:line="216" w:lineRule="auto"/>
               <w:jc w:val="center"/>
               <w:rPr>
                 <w:b/>
@@ -783,6 +1635,7 @@
                 <w:color w:val="E8E8E8"/>
                 <w:sz w:val="18"/>
                 <w:szCs w:val="18"/>
+                <w:u w:val="single"/>
               </w:rPr>
             </w:pPr>
             <w:r>
@@ -793,408 +1646,32 @@
                 <w:sz w:val="18"/>
                 <w:szCs w:val="18"/>
               </w:rPr>
-              <w:t>COLABORADORES</w:t>
+              <w:t>FOTOS DO</w:t>
+            </w:r>
+            <w:r>
+              <w:rPr>
+                <w:b/>
+                <w:bCs/>
+                <w:color w:val="E8E8E8"/>
+                <w:sz w:val="18"/>
+                <w:szCs w:val="18"/>
+              </w:rPr>
+              <w:t xml:space="preserve"> MANÔMETRO</w:t>
             </w:r>
           </w:p>
         </w:tc>
       </w:tr>
       <w:tr>
         <w:trPr>
-          <w:trHeight w:val="20"/>
-          <w:jc w:val="center"/>
+          <w:trHeight w:val="4724"/>
         </w:trPr>
         <w:tc>
           <w:tcPr>
-            <w:tcW w:w="5377" w:type="dxa"/>
-            <w:shd w:val="clear" w:color="auto" w:fill="E8E8E8"/>
-            <w:vAlign w:val="center"/>
+            <w:tcW w:w="10348" w:type="dxa"/>
           </w:tcPr>
           <w:p>
             <w:pPr>
               <w:widowControl w:val="0"/>
-              <w:spacing w:line="216" w:lineRule="auto"/>
-              <w:jc w:val="center"/>
-              <w:rPr>
-                <w:b/>
-                <w:bCs/>
-                <w:sz w:val="18"/>
-                <w:szCs w:val="18"/>
-              </w:rPr>
-            </w:pPr>
-            <w:r>
-              <w:rPr>
-                <w:b/>
-                <w:bCs/>
-                <w:sz w:val="18"/>
-                <w:szCs w:val="18"/>
-              </w:rPr>
-              <w:t>Nome</w:t>
-            </w:r>
-          </w:p>
-        </w:tc>
-        <w:tc>
-          <w:tcPr>
-            <w:tcW w:w="4973" w:type="dxa"/>
-            <w:shd w:val="clear" w:color="auto" w:fill="E8E8E8"/>
-            <w:vAlign w:val="center"/>
-          </w:tcPr>
-          <w:p>
-            <w:pPr>
-              <w:widowControl w:val="0"/>
-              <w:spacing w:line="216" w:lineRule="auto"/>
-              <w:jc w:val="center"/>
-              <w:rPr>
-                <w:b/>
-                <w:bCs/>
-                <w:sz w:val="18"/>
-                <w:szCs w:val="18"/>
-              </w:rPr>
-            </w:pPr>
-            <w:r>
-              <w:rPr>
-                <w:b/>
-                <w:bCs/>
-                <w:sz w:val="18"/>
-                <w:szCs w:val="18"/>
-              </w:rPr>
-              <w:t>Função</w:t>
-            </w:r>
-          </w:p>
-        </w:tc>
-      </w:tr>
-      <w:tr>
-        <w:trPr>
-          <w:trHeight w:val="20"/>
-          <w:jc w:val="center"/>
-        </w:trPr>
-        <w:tc>
-          <w:tcPr>
-            <w:tcW w:w="5377" w:type="dxa"/>
-            <w:shd w:val="clear" w:color="auto" w:fill="FFFFFF"/>
-            <w:vAlign w:val="center"/>
-          </w:tcPr>
-          <w:p>
-            <w:pPr>
-              <w:widowControl w:val="0"/>
-              <w:spacing w:line="216" w:lineRule="auto"/>
-              <w:jc w:val="center"/>
-              <w:rPr>
-                <w:color w:val="11437E"/>
-                <w:sz w:val="18"/>
-                <w:szCs w:val="18"/>
-              </w:rPr>
-            </w:pPr>
-            <w:r>
-              <w:rPr>
-                <w:color w:val="11437E"/>
-                <w:sz w:val="18"/>
-                <w:szCs w:val="18"/>
-              </w:rPr>
-              <w:t>{{collaboratorname}}</w:t>
-            </w:r>
-          </w:p>
-        </w:tc>
-        <w:tc>
-          <w:tcPr>
-            <w:tcW w:w="4973" w:type="dxa"/>
-            <w:vAlign w:val="center"/>
-          </w:tcPr>
-          <w:p>
-            <w:pPr>
-              <w:widowControl w:val="0"/>
-              <w:spacing w:line="216" w:lineRule="auto"/>
-              <w:jc w:val="center"/>
-              <w:rPr>
-                <w:color w:val="11437E"/>
-                <w:sz w:val="18"/>
-                <w:szCs w:val="18"/>
-              </w:rPr>
-            </w:pPr>
-            <w:r>
-              <w:rPr>
-                <w:color w:val="11437E"/>
-                <w:sz w:val="18"/>
-                <w:szCs w:val="18"/>
-              </w:rPr>
-              <w:t>{{collaboratorposition}}</w:t>
-            </w:r>
-          </w:p>
-        </w:tc>
-      </w:tr>
-    </w:tbl>
-    <w:p>
-      <w:pPr>
-        <w:spacing w:line="240" w:lineRule="auto"/>
-        <w:rPr>
-          <w:b/>
-          <w:bCs/>
-          <w:color w:val="30503A"/>
-          <w:sz w:val="18"/>
-          <w:szCs w:val="18"/>
-        </w:rPr>
-      </w:pPr>
-    </w:p>
-    <w:tbl>
-      <w:tblPr>
-        <w:tblW w:w="5738" w:type="pct"/>
-        <w:jc w:val="center"/>
-        <w:tblBorders>
-          <w:top w:val="single" w:sz="8" w:space="0" w:color="000000"/>
-          <w:left w:val="single" w:sz="8" w:space="0" w:color="000000"/>
-          <w:bottom w:val="single" w:sz="8" w:space="0" w:color="000000"/>
-          <w:right w:val="single" w:sz="8" w:space="0" w:color="000000"/>
-          <w:insideH w:val="single" w:sz="8" w:space="0" w:color="000000"/>
-          <w:insideV w:val="single" w:sz="8" w:space="0" w:color="000000"/>
-        </w:tblBorders>
-        <w:tblLook w:val="0600" w:firstRow="0" w:lastRow="0" w:firstColumn="0" w:lastColumn="0" w:noHBand="1" w:noVBand="1"/>
-      </w:tblPr>
-      <w:tblGrid>
-        <w:gridCol w:w="2541"/>
-        <w:gridCol w:w="2978"/>
-        <w:gridCol w:w="2409"/>
-        <w:gridCol w:w="2411"/>
-      </w:tblGrid>
-      <w:tr>
-        <w:trPr>
-          <w:cantSplit/>
-          <w:trHeight w:val="275"/>
-          <w:tblHeader/>
-          <w:jc w:val="center"/>
-        </w:trPr>
-        <w:tc>
-          <w:tcPr>
-            <w:tcW w:w="5000" w:type="pct"/>
-            <w:gridSpan w:val="4"/>
-            <w:tcBorders>
-              <w:top w:val="single" w:sz="8" w:space="0" w:color="000000"/>
-              <w:left w:val="single" w:sz="8" w:space="0" w:color="000000"/>
-              <w:bottom w:val="single" w:sz="8" w:space="0" w:color="000000"/>
-            </w:tcBorders>
-            <w:shd w:val="clear" w:color="auto" w:fill="30503A"/>
-            <w:tcMar>
-              <w:top w:w="100" w:type="dxa"/>
-              <w:left w:w="100" w:type="dxa"/>
-              <w:bottom w:w="100" w:type="dxa"/>
-              <w:right w:w="100" w:type="dxa"/>
-            </w:tcMar>
-            <w:vAlign w:val="center"/>
-          </w:tcPr>
-          <w:p>
-            <w:pPr>
-              <w:widowControl w:val="0"/>
-              <w:spacing w:line="240" w:lineRule="auto"/>
-              <w:jc w:val="center"/>
-              <w:rPr>
-                <w:b/>
-                <w:bCs/>
-                <w:color w:val="E8E8E8"/>
-                <w:sz w:val="18"/>
-                <w:szCs w:val="18"/>
-              </w:rPr>
-            </w:pPr>
-            <w:r>
-              <w:rPr>
-                <w:b/>
-                <w:bCs/>
-                <w:color w:val="E8E8E8"/>
-                <w:sz w:val="18"/>
-                <w:szCs w:val="18"/>
-              </w:rPr>
-              <w:t>MANÔMETROS</w:t>
-            </w:r>
-          </w:p>
-        </w:tc>
-      </w:tr>
-      <w:tr>
-        <w:trPr>
-          <w:trHeight w:val="291"/>
-          <w:jc w:val="center"/>
-        </w:trPr>
-        <w:tc>
-          <w:tcPr>
-            <w:tcW w:w="1229" w:type="pct"/>
-            <w:shd w:val="clear" w:color="auto" w:fill="E8E8E8"/>
-            <w:vAlign w:val="center"/>
-          </w:tcPr>
-          <w:p>
-            <w:pPr>
-              <w:widowControl w:val="0"/>
-              <w:spacing w:line="216" w:lineRule="auto"/>
-              <w:jc w:val="center"/>
-              <w:rPr>
-                <w:b/>
-                <w:bCs/>
-                <w:sz w:val="18"/>
-                <w:szCs w:val="18"/>
-              </w:rPr>
-            </w:pPr>
-            <w:r>
-              <w:rPr>
-                <w:b/>
-                <w:bCs/>
-                <w:sz w:val="18"/>
-                <w:szCs w:val="18"/>
-              </w:rPr>
-              <w:t>Escala do manômetro</w:t>
-            </w:r>
-          </w:p>
-        </w:tc>
-        <w:tc>
-          <w:tcPr>
-            <w:tcW w:w="1440" w:type="pct"/>
-            <w:shd w:val="clear" w:color="auto" w:fill="E8E8E8"/>
-            <w:vAlign w:val="center"/>
-          </w:tcPr>
-          <w:p>
-            <w:pPr>
-              <w:widowControl w:val="0"/>
-              <w:spacing w:line="216" w:lineRule="auto"/>
-              <w:jc w:val="center"/>
-              <w:rPr>
-                <w:b/>
-                <w:bCs/>
-                <w:sz w:val="18"/>
-                <w:szCs w:val="18"/>
-              </w:rPr>
-            </w:pPr>
-            <w:r>
-              <w:rPr>
-                <w:b/>
-                <w:bCs/>
-                <w:sz w:val="18"/>
-                <w:szCs w:val="18"/>
-              </w:rPr>
-              <w:t>N° do certificado de calibração</w:t>
-            </w:r>
-          </w:p>
-        </w:tc>
-        <w:tc>
-          <w:tcPr>
-            <w:tcW w:w="1165" w:type="pct"/>
-            <w:shd w:val="clear" w:color="auto" w:fill="E8E8E8"/>
-            <w:vAlign w:val="center"/>
-          </w:tcPr>
-          <w:p>
-            <w:pPr>
-              <w:widowControl w:val="0"/>
-              <w:spacing w:line="216" w:lineRule="auto"/>
-              <w:jc w:val="center"/>
-              <w:rPr>
-                <w:b/>
-                <w:bCs/>
-                <w:sz w:val="18"/>
-                <w:szCs w:val="18"/>
-              </w:rPr>
-            </w:pPr>
-            <w:r>
-              <w:rPr>
-                <w:b/>
-                <w:bCs/>
-                <w:sz w:val="18"/>
-                <w:szCs w:val="18"/>
-              </w:rPr>
-              <w:t>Data de calibração</w:t>
-            </w:r>
-          </w:p>
-        </w:tc>
-        <w:tc>
-          <w:tcPr>
-            <w:tcW w:w="1166" w:type="pct"/>
-            <w:shd w:val="clear" w:color="auto" w:fill="E8E8E8"/>
-            <w:vAlign w:val="center"/>
-          </w:tcPr>
-          <w:p>
-            <w:pPr>
-              <w:widowControl w:val="0"/>
-              <w:spacing w:line="216" w:lineRule="auto"/>
-              <w:jc w:val="center"/>
-              <w:rPr>
-                <w:b/>
-                <w:bCs/>
-                <w:sz w:val="18"/>
-                <w:szCs w:val="18"/>
-              </w:rPr>
-            </w:pPr>
-            <w:r>
-              <w:rPr>
-                <w:b/>
-                <w:bCs/>
-                <w:sz w:val="18"/>
-                <w:szCs w:val="18"/>
-              </w:rPr>
-              <w:t>Validade da calibração</w:t>
-            </w:r>
-          </w:p>
-        </w:tc>
-      </w:tr>
-      <w:tr>
-        <w:trPr>
-          <w:trHeight w:val="320"/>
-          <w:jc w:val="center"/>
-        </w:trPr>
-        <w:tc>
-          <w:tcPr>
-            <w:tcW w:w="1229" w:type="pct"/>
-            <w:shd w:val="clear" w:color="auto" w:fill="FFFFFF"/>
-            <w:vAlign w:val="center"/>
-          </w:tcPr>
-          <w:p>
-            <w:pPr>
-              <w:widowControl w:val="0"/>
-              <w:spacing w:line="216" w:lineRule="auto"/>
-              <w:jc w:val="center"/>
-              <w:rPr>
-                <w:color w:val="11437E"/>
-                <w:sz w:val="18"/>
-                <w:szCs w:val="18"/>
-              </w:rPr>
-            </w:pPr>
-            <w:r>
-              <w:rPr>
-                <w:color w:val="11437E"/>
-                <w:sz w:val="18"/>
-                <w:szCs w:val="18"/>
-              </w:rPr>
-              <w:t>{{manometerscale}}</w:t>
-            </w:r>
-          </w:p>
-        </w:tc>
-        <w:tc>
-          <w:tcPr>
-            <w:tcW w:w="1440" w:type="pct"/>
-            <w:vAlign w:val="center"/>
-          </w:tcPr>
-          <w:p>
-            <w:pPr>
-              <w:widowControl w:val="0"/>
-              <w:spacing w:line="216" w:lineRule="auto"/>
-              <w:jc w:val="center"/>
-              <w:rPr>
-                <w:color w:val="11437E"/>
-                <w:sz w:val="18"/>
-                <w:szCs w:val="18"/>
-              </w:rPr>
-            </w:pPr>
-            <w:r>
-              <w:rPr>
-                <w:color w:val="11437E"/>
-                <w:sz w:val="18"/>
-                <w:szCs w:val="18"/>
-              </w:rPr>
-              <w:t>{{manometercert}}</w:t>
-            </w:r>
-          </w:p>
-        </w:tc>
-        <w:tc>
-          <w:tcPr>
-            <w:tcW w:w="1165" w:type="pct"/>
-            <w:vAlign w:val="center"/>
-          </w:tcPr>
-          <w:p>
-            <w:pPr>
-              <w:widowControl w:val="0"/>
-              <w:spacing w:line="216" w:lineRule="auto"/>
-              <w:jc w:val="center"/>
               <w:rPr>
                 <w:color w:val="11437E"/>
                 <w:sz w:val="18"/>
@@ -1209,15 +1686,16 @@
               </w:rPr>
               <w:t>{{</w:t>
             </w:r>
-            <w:r>
-              <w:rPr>
-                <w:color w:val="11437E"/>
-                <w:sz w:val="18"/>
-                <w:szCs w:val="18"/>
-                <w:u w:val="single"/>
-              </w:rPr>
-              <w:t>manometercalibration</w:t>
-            </w:r>
+            <w:proofErr w:type="spellStart"/>
+            <w:r>
+              <w:rPr>
+                <w:color w:val="11437E"/>
+                <w:sz w:val="18"/>
+                <w:szCs w:val="18"/>
+              </w:rPr>
+              <w:t>manometerphotos</w:t>
+            </w:r>
+            <w:proofErr w:type="spellEnd"/>
             <w:r>
               <w:rPr>
                 <w:color w:val="11437E"/>
@@ -1227,30 +1705,103 @@
               <w:t>}}</w:t>
             </w:r>
           </w:p>
-        </w:tc>
-        <w:tc>
-          <w:tcPr>
-            <w:tcW w:w="1166" w:type="pct"/>
-            <w:vAlign w:val="center"/>
-          </w:tcPr>
-          <w:p>
-            <w:pPr>
-              <w:widowControl w:val="0"/>
-              <w:spacing w:line="216" w:lineRule="auto"/>
-              <w:jc w:val="center"/>
-              <w:rPr>
-                <w:color w:val="11437E"/>
-                <w:sz w:val="18"/>
-                <w:szCs w:val="18"/>
-              </w:rPr>
-            </w:pPr>
-            <w:r>
-              <w:rPr>
-                <w:color w:val="11437E"/>
-                <w:sz w:val="18"/>
-                <w:szCs w:val="18"/>
-              </w:rPr>
-              <w:t>{{manometerexpiring}}</w:t>
+          <w:p>
+            <w:pPr>
+              <w:rPr>
+                <w:sz w:val="28"/>
+                <w:szCs w:val="28"/>
+              </w:rPr>
+            </w:pPr>
+          </w:p>
+          <w:p>
+            <w:pPr>
+              <w:rPr>
+                <w:sz w:val="28"/>
+                <w:szCs w:val="28"/>
+              </w:rPr>
+            </w:pPr>
+          </w:p>
+          <w:p>
+            <w:pPr>
+              <w:rPr>
+                <w:sz w:val="28"/>
+                <w:szCs w:val="28"/>
+              </w:rPr>
+            </w:pPr>
+          </w:p>
+          <w:p>
+            <w:pPr>
+              <w:rPr>
+                <w:sz w:val="28"/>
+                <w:szCs w:val="28"/>
+              </w:rPr>
+            </w:pPr>
+          </w:p>
+          <w:p>
+            <w:pPr>
+              <w:rPr>
+                <w:sz w:val="28"/>
+                <w:szCs w:val="28"/>
+              </w:rPr>
+            </w:pPr>
+          </w:p>
+          <w:p>
+            <w:pPr>
+              <w:rPr>
+                <w:sz w:val="28"/>
+                <w:szCs w:val="28"/>
+              </w:rPr>
+            </w:pPr>
+          </w:p>
+          <w:p>
+            <w:pPr>
+              <w:rPr>
+                <w:sz w:val="28"/>
+                <w:szCs w:val="28"/>
+              </w:rPr>
+            </w:pPr>
+          </w:p>
+          <w:p>
+            <w:pPr>
+              <w:rPr>
+                <w:sz w:val="28"/>
+                <w:szCs w:val="28"/>
+              </w:rPr>
+            </w:pPr>
+          </w:p>
+          <w:p>
+            <w:pPr>
+              <w:rPr>
+                <w:color w:val="11437E"/>
+                <w:sz w:val="18"/>
+                <w:szCs w:val="18"/>
+              </w:rPr>
+            </w:pPr>
+          </w:p>
+          <w:p>
+            <w:pPr>
+              <w:rPr>
+                <w:sz w:val="28"/>
+                <w:szCs w:val="28"/>
+              </w:rPr>
+            </w:pPr>
+          </w:p>
+          <w:p>
+            <w:pPr>
+              <w:tabs>
+                <w:tab w:val="left" w:pos="2685"/>
+              </w:tabs>
+              <w:rPr>
+                <w:sz w:val="28"/>
+                <w:szCs w:val="28"/>
+              </w:rPr>
+            </w:pPr>
+            <w:r>
+              <w:rPr>
+                <w:sz w:val="28"/>
+                <w:szCs w:val="28"/>
+              </w:rPr>
+              <w:tab/>
             </w:r>
           </w:p>
         </w:tc>
@@ -1280,119 +1831,14 @@
         <w:tblStyle w:val="Tabelacomgrade"/>
         <w:tblW w:w="10348" w:type="dxa"/>
         <w:jc w:val="center"/>
-        <w:tblLook w:val="04A0" w:firstRow="1" w:lastRow="0" w:firstColumn="1" w:lastColumn="0" w:noHBand="0" w:noVBand="1"/>
-      </w:tblPr>
-      <w:tblGrid>
-        <w:gridCol w:w="10348"/>
-      </w:tblGrid>
-      <w:tr>
-        <w:trPr>
-          <w:cantSplit/>
-          <w:trHeight w:val="449"/>
-          <w:tblHeader/>
-          <w:jc w:val="center"/>
-        </w:trPr>
-        <w:tc>
-          <w:tcPr>
-            <w:tcW w:w="10348" w:type="dxa"/>
-            <w:shd w:val="clear" w:color="auto" w:fill="30503A"/>
-            <w:vAlign w:val="center"/>
-          </w:tcPr>
-          <w:p>
-            <w:pPr>
-              <w:widowControl w:val="0"/>
-              <w:jc w:val="center"/>
-              <w:rPr>
-                <w:b/>
-                <w:bCs/>
-                <w:color w:val="E8E8E8"/>
-                <w:sz w:val="18"/>
-                <w:szCs w:val="18"/>
-              </w:rPr>
-            </w:pPr>
-            <w:r>
-              <w:rPr>
-                <w:b/>
-                <w:bCs/>
-                <w:color w:val="E8E8E8"/>
-                <w:sz w:val="18"/>
-                <w:szCs w:val="18"/>
-              </w:rPr>
-              <w:t>FOTOS DO MANÔMETRO</w:t>
-            </w:r>
-          </w:p>
-        </w:tc>
-      </w:tr>
-      <w:tr>
-        <w:trPr>
-          <w:trHeight w:val="3609"/>
-          <w:jc w:val="center"/>
-        </w:trPr>
-        <w:tc>
-          <w:tcPr>
-            <w:tcW w:w="10348" w:type="dxa"/>
-          </w:tcPr>
-          <w:p>
-            <w:pPr>
-              <w:widowControl w:val="0"/>
-              <w:rPr>
-                <w:color w:val="11437E"/>
-                <w:sz w:val="18"/>
-                <w:szCs w:val="18"/>
-              </w:rPr>
-            </w:pPr>
-            <w:r>
-              <w:rPr>
-                <w:color w:val="11437E"/>
-                <w:sz w:val="18"/>
-                <w:szCs w:val="18"/>
-              </w:rPr>
-              <w:t>{{</w:t>
-            </w:r>
-            <w:r>
-              <w:rPr>
-                <w:color w:val="11437E"/>
-                <w:sz w:val="18"/>
-                <w:szCs w:val="18"/>
-              </w:rPr>
-              <w:t>manometerphotos</w:t>
-            </w:r>
-            <w:r>
-              <w:rPr>
-                <w:color w:val="11437E"/>
-                <w:sz w:val="18"/>
-                <w:szCs w:val="18"/>
-              </w:rPr>
-              <w:t>}}</w:t>
-            </w:r>
-          </w:p>
-        </w:tc>
-      </w:tr>
-    </w:tbl>
-    <w:p>
-      <w:pPr>
-        <w:widowControl w:val="0"/>
-        <w:pBdr>
-          <w:top w:val="nil"/>
-          <w:left w:val="nil"/>
-          <w:bottom w:val="nil"/>
-          <w:right w:val="nil"/>
-          <w:between w:val="nil"/>
-        </w:pBdr>
-        <w:rPr>
-          <w:b/>
-          <w:bCs/>
-          <w:color w:val="30503A"/>
-          <w:sz w:val="28"/>
-          <w:szCs w:val="28"/>
-        </w:rPr>
-      </w:pPr>
-    </w:p>
-    <w:tbl>
-      <w:tblPr>
-        <w:tblStyle w:val="Tabelacomgrade"/>
-        <w:tblW w:w="10348" w:type="dxa"/>
-        <w:jc w:val="center"/>
+        <w:tblBorders>
+          <w:top w:val="single" w:sz="2" w:space="0" w:color="auto"/>
+          <w:left w:val="single" w:sz="2" w:space="0" w:color="auto"/>
+          <w:bottom w:val="single" w:sz="2" w:space="0" w:color="auto"/>
+          <w:right w:val="single" w:sz="2" w:space="0" w:color="auto"/>
+          <w:insideH w:val="single" w:sz="2" w:space="0" w:color="auto"/>
+          <w:insideV w:val="single" w:sz="2" w:space="0" w:color="auto"/>
+        </w:tblBorders>
         <w:tblLook w:val="04A0" w:firstRow="1" w:lastRow="0" w:firstColumn="1" w:lastColumn="0" w:noHBand="0" w:noVBand="1"/>
       </w:tblPr>
       <w:tblGrid>
@@ -1430,6 +1876,7 @@
                 <w:sz w:val="18"/>
                 <w:szCs w:val="18"/>
               </w:rPr>
+              <w:lastRenderedPageBreak/>
               <w:t>FOTOS DO SISTEMA</w:t>
             </w:r>
           </w:p>
@@ -1461,47 +1908,66 @@
                 <w:sz w:val="18"/>
                 <w:szCs w:val="18"/>
               </w:rPr>
-              <w:t>{{systemphotos}}</w:t>
+              <w:t>{{</w:t>
+            </w:r>
+            <w:proofErr w:type="spellStart"/>
+            <w:r>
+              <w:rPr>
+                <w:color w:val="11437E"/>
+                <w:sz w:val="18"/>
+                <w:szCs w:val="18"/>
+              </w:rPr>
+              <w:t>systemphotos</w:t>
+            </w:r>
+            <w:proofErr w:type="spellEnd"/>
+            <w:r>
+              <w:rPr>
+                <w:color w:val="11437E"/>
+                <w:sz w:val="18"/>
+                <w:szCs w:val="18"/>
+              </w:rPr>
+              <w:t>}}</w:t>
             </w:r>
           </w:p>
         </w:tc>
       </w:tr>
     </w:tbl>
+    <w:p/>
     <w:tbl>
       <w:tblPr>
         <w:tblStyle w:val="a1"/>
-        <w:tblpPr w:leftFromText="141" w:rightFromText="141" w:vertAnchor="text" w:horzAnchor="margin" w:tblpXSpec="center" w:tblpY="134"/>
-        <w:tblW w:w="10335" w:type="dxa"/>
+        <w:tblpPr w:leftFromText="141" w:rightFromText="141" w:vertAnchor="text" w:horzAnchor="margin" w:tblpXSpec="center" w:tblpY="68"/>
+        <w:tblW w:w="10350" w:type="dxa"/>
         <w:tblInd w:w="0" w:type="dxa"/>
         <w:tblBorders>
-          <w:top w:val="single" w:sz="8" w:space="0" w:color="000000"/>
-          <w:left w:val="single" w:sz="8" w:space="0" w:color="000000"/>
-          <w:bottom w:val="single" w:sz="8" w:space="0" w:color="000000"/>
-          <w:right w:val="single" w:sz="8" w:space="0" w:color="000000"/>
-          <w:insideH w:val="single" w:sz="8" w:space="0" w:color="000000"/>
-          <w:insideV w:val="single" w:sz="8" w:space="0" w:color="000000"/>
+          <w:top w:val="single" w:sz="2" w:space="0" w:color="auto"/>
+          <w:left w:val="single" w:sz="2" w:space="0" w:color="auto"/>
+          <w:bottom w:val="single" w:sz="2" w:space="0" w:color="auto"/>
+          <w:right w:val="single" w:sz="2" w:space="0" w:color="auto"/>
+          <w:insideH w:val="single" w:sz="2" w:space="0" w:color="auto"/>
+          <w:insideV w:val="single" w:sz="2" w:space="0" w:color="auto"/>
         </w:tblBorders>
         <w:tblLayout w:type="fixed"/>
         <w:tblLook w:val="0600" w:firstRow="0" w:lastRow="0" w:firstColumn="0" w:lastColumn="0" w:noHBand="1" w:noVBand="1"/>
       </w:tblPr>
       <w:tblGrid>
-        <w:gridCol w:w="10335"/>
+        <w:gridCol w:w="10350"/>
       </w:tblGrid>
       <w:tr>
         <w:trPr>
-          <w:trHeight w:val="276"/>
+          <w:trHeight w:val="308"/>
           <w:tblHeader/>
         </w:trPr>
         <w:tc>
           <w:tcPr>
-            <w:tcW w:w="10335" w:type="dxa"/>
+            <w:tcW w:w="10350" w:type="dxa"/>
             <w:shd w:val="clear" w:color="auto" w:fill="30503E"/>
             <w:vAlign w:val="center"/>
           </w:tcPr>
           <w:p>
             <w:pPr>
               <w:widowControl w:val="0"/>
-              <w:spacing w:line="360" w:lineRule="auto"/>
+              <w:spacing w:line="240" w:lineRule="auto"/>
               <w:jc w:val="center"/>
               <w:rPr>
                 <w:b/>
@@ -1527,29 +1993,47 @@
       <w:tr>
         <w:trPr>
           <w:cantSplit/>
-          <w:trHeight w:val="767"/>
+          <w:trHeight w:val="735"/>
         </w:trPr>
         <w:tc>
           <w:tcPr>
-            <w:tcW w:w="10335" w:type="dxa"/>
+            <w:tcW w:w="10350" w:type="dxa"/>
           </w:tcPr>
           <w:p>
             <w:pPr>
               <w:widowControl w:val="0"/>
-              <w:spacing w:line="360" w:lineRule="auto"/>
-              <w:rPr>
-                <w:color w:val="11437E"/>
-                <w:sz w:val="18"/>
-                <w:szCs w:val="18"/>
-              </w:rPr>
-            </w:pPr>
-            <w:r>
-              <w:rPr>
-                <w:color w:val="11437E"/>
-                <w:sz w:val="18"/>
-                <w:szCs w:val="18"/>
-              </w:rPr>
-              <w:t>{{obs}}</w:t>
+              <w:spacing w:line="240" w:lineRule="auto"/>
+              <w:rPr>
+                <w:color w:val="11437E"/>
+                <w:sz w:val="18"/>
+                <w:szCs w:val="18"/>
+              </w:rPr>
+            </w:pPr>
+            <w:r>
+              <w:rPr>
+                <w:color w:val="11437E"/>
+                <w:sz w:val="18"/>
+                <w:szCs w:val="18"/>
+              </w:rPr>
+              <w:t>{{</w:t>
+            </w:r>
+            <w:proofErr w:type="spellStart"/>
+            <w:r>
+              <w:rPr>
+                <w:color w:val="11437E"/>
+                <w:sz w:val="18"/>
+                <w:szCs w:val="18"/>
+              </w:rPr>
+              <w:t>obs</w:t>
+            </w:r>
+            <w:proofErr w:type="spellEnd"/>
+            <w:r>
+              <w:rPr>
+                <w:color w:val="11437E"/>
+                <w:sz w:val="18"/>
+                <w:szCs w:val="18"/>
+              </w:rPr>
+              <w:t>}}</w:t>
             </w:r>
           </w:p>
         </w:tc>
@@ -1589,7 +2073,6 @@
           </w:tcPr>
           <w:p>
             <w:pPr>
-              <w:spacing w:line="360" w:lineRule="auto"/>
               <w:rPr>
                 <w:b/>
                 <w:bCs/>
@@ -1605,7 +2088,6 @@
           </w:p>
           <w:p>
             <w:pPr>
-              <w:spacing w:line="360" w:lineRule="auto"/>
               <w:rPr>
                 <w:b/>
                 <w:bCs/>
@@ -1615,7 +2097,7 @@
           <w:p>
             <w:pPr>
               <w:widowControl w:val="0"/>
-              <w:spacing w:line="360" w:lineRule="auto"/>
+              <w:spacing w:line="240" w:lineRule="auto"/>
               <w:rPr>
                 <w:b/>
                 <w:bCs/>
@@ -1634,13 +2116,13 @@
           <w:p>
             <w:pPr>
               <w:widowControl w:val="0"/>
-              <w:spacing w:line="360" w:lineRule="auto"/>
+              <w:spacing w:line="240" w:lineRule="auto"/>
             </w:pPr>
           </w:p>
           <w:p>
             <w:pPr>
               <w:widowControl w:val="0"/>
-              <w:spacing w:line="360" w:lineRule="auto"/>
+              <w:spacing w:line="240" w:lineRule="auto"/>
               <w:rPr>
                 <w:color w:val="11437E"/>
               </w:rPr>
@@ -1656,13 +2138,27 @@
               <w:rPr>
                 <w:color w:val="11437E"/>
               </w:rPr>
-              <w:t xml:space="preserve"> {{leadername}}</w:t>
+              <w:t xml:space="preserve"> {{</w:t>
+            </w:r>
+            <w:proofErr w:type="spellStart"/>
+            <w:r>
+              <w:rPr>
+                <w:color w:val="11437E"/>
+              </w:rPr>
+              <w:t>leadername</w:t>
+            </w:r>
+            <w:proofErr w:type="spellEnd"/>
+            <w:r>
+              <w:rPr>
+                <w:color w:val="11437E"/>
+              </w:rPr>
+              <w:t>}}</w:t>
             </w:r>
           </w:p>
           <w:p>
             <w:pPr>
               <w:widowControl w:val="0"/>
-              <w:spacing w:line="360" w:lineRule="auto"/>
+              <w:spacing w:line="240" w:lineRule="auto"/>
               <w:rPr>
                 <w:color w:val="11437E"/>
               </w:rPr>
@@ -1678,7 +2174,21 @@
               <w:rPr>
                 <w:color w:val="11437E"/>
               </w:rPr>
-              <w:t>{{leaderposition}}</w:t>
+              <w:t>{{</w:t>
+            </w:r>
+            <w:proofErr w:type="spellStart"/>
+            <w:r>
+              <w:rPr>
+                <w:color w:val="11437E"/>
+              </w:rPr>
+              <w:t>leaderposition</w:t>
+            </w:r>
+            <w:proofErr w:type="spellEnd"/>
+            <w:r>
+              <w:rPr>
+                <w:color w:val="11437E"/>
+              </w:rPr>
+              <w:t>}}</w:t>
             </w:r>
           </w:p>
         </w:tc>
@@ -1695,7 +2205,7 @@
           <w:p>
             <w:pPr>
               <w:widowControl w:val="0"/>
-              <w:spacing w:line="360" w:lineRule="auto"/>
+              <w:spacing w:line="240" w:lineRule="auto"/>
               <w:rPr>
                 <w:b/>
                 <w:bCs/>
@@ -1707,7 +2217,7 @@
           <w:p>
             <w:pPr>
               <w:widowControl w:val="0"/>
-              <w:spacing w:line="360" w:lineRule="auto"/>
+              <w:spacing w:line="240" w:lineRule="auto"/>
               <w:rPr>
                 <w:b/>
                 <w:bCs/>
@@ -1729,7 +2239,7 @@
           <w:p>
             <w:pPr>
               <w:widowControl w:val="0"/>
-              <w:spacing w:line="360" w:lineRule="auto"/>
+              <w:spacing w:line="240" w:lineRule="auto"/>
               <w:rPr>
                 <w:b/>
                 <w:bCs/>
@@ -1746,7 +2256,7 @@
           <w:p>
             <w:pPr>
               <w:widowControl w:val="0"/>
-              <w:spacing w:line="360" w:lineRule="auto"/>
+              <w:spacing w:line="240" w:lineRule="auto"/>
               <w:rPr>
                 <w:b/>
                 <w:bCs/>
@@ -1835,7 +2345,23 @@
         <w:sz w:val="18"/>
         <w:szCs w:val="18"/>
       </w:rPr>
-      <w:t xml:space="preserve">de Teste de Pressão </w:t>
+      <w:t xml:space="preserve">de </w:t>
+    </w:r>
+    <w:r>
+      <w:rPr>
+        <w:color w:val="E8E8E8"/>
+        <w:sz w:val="18"/>
+        <w:szCs w:val="18"/>
+      </w:rPr>
+      <w:t>Teste de Pressão</w:t>
+    </w:r>
+    <w:r>
+      <w:rPr>
+        <w:color w:val="E8E8E8"/>
+        <w:sz w:val="18"/>
+        <w:szCs w:val="18"/>
+      </w:rPr>
+      <w:t xml:space="preserve"> </w:t>
     </w:r>
     <w:r>
       <w:rPr>
@@ -2249,6 +2775,13 @@
     <w:pPr>
       <w:spacing w:line="240" w:lineRule="auto"/>
       <w:jc w:val="center"/>
+      <w:rPr>
+        <w:b/>
+        <w:bCs/>
+        <w:color w:val="30503A"/>
+        <w:sz w:val="28"/>
+        <w:szCs w:val="28"/>
+      </w:rPr>
     </w:pPr>
     <w:r>
       <w:rPr>
@@ -2268,58 +2801,50 @@
         <w:sz w:val="28"/>
         <w:szCs w:val="28"/>
       </w:rPr>
-      <w:t>DE TESTE DE PRESSÃO</w:t>
+      <w:t xml:space="preserve">DE </w:t>
     </w:r>
-  </w:p>
-  <w:p>
-    <w:pPr>
-      <w:spacing w:line="240" w:lineRule="auto"/>
-      <w:jc w:val="center"/>
+    <w:r>
       <w:rPr>
+        <w:b/>
+        <w:bCs/>
         <w:color w:val="30503A"/>
+        <w:sz w:val="28"/>
+        <w:szCs w:val="28"/>
       </w:rPr>
-    </w:pPr>
+      <w:t>TESTE DE PRESSÃO</w:t>
+    </w:r>
   </w:p>
   <w:tbl>
     <w:tblPr>
-      <w:tblStyle w:val="a5"/>
-      <w:tblpPr w:leftFromText="180" w:rightFromText="180" w:topFromText="180" w:bottomFromText="180" w:vertAnchor="text" w:tblpX="-675"/>
-      <w:tblW w:w="10350" w:type="dxa"/>
-      <w:tblInd w:w="0" w:type="dxa"/>
-      <w:tblBorders>
-        <w:top w:val="single" w:sz="8" w:space="0" w:color="000000"/>
-        <w:left w:val="single" w:sz="8" w:space="0" w:color="000000"/>
-        <w:bottom w:val="single" w:sz="8" w:space="0" w:color="000000"/>
-        <w:right w:val="single" w:sz="8" w:space="0" w:color="000000"/>
-        <w:insideH w:val="single" w:sz="8" w:space="0" w:color="000000"/>
-        <w:insideV w:val="single" w:sz="8" w:space="0" w:color="000000"/>
-      </w:tblBorders>
-      <w:tblLayout w:type="fixed"/>
-      <w:tblLook w:val="0600" w:firstRow="0" w:lastRow="0" w:firstColumn="0" w:lastColumn="0" w:noHBand="1" w:noVBand="1"/>
+      <w:tblStyle w:val="Tabelacomgrade"/>
+      <w:tblW w:w="10343" w:type="dxa"/>
+      <w:jc w:val="center"/>
+      <w:tblLook w:val="04A0" w:firstRow="1" w:lastRow="0" w:firstColumn="1" w:lastColumn="0" w:noHBand="0" w:noVBand="1"/>
     </w:tblPr>
     <w:tblGrid>
-      <w:gridCol w:w="4950"/>
-      <w:gridCol w:w="3540"/>
-      <w:gridCol w:w="1860"/>
+      <w:gridCol w:w="4957"/>
+      <w:gridCol w:w="7"/>
+      <w:gridCol w:w="3536"/>
+      <w:gridCol w:w="1843"/>
     </w:tblGrid>
     <w:tr>
       <w:trPr>
-        <w:trHeight w:val="25"/>
+        <w:trHeight w:val="414"/>
+        <w:jc w:val="center"/>
       </w:trPr>
       <w:tc>
         <w:tcPr>
-          <w:tcW w:w="10350" w:type="dxa"/>
-          <w:gridSpan w:val="3"/>
-          <w:shd w:val="clear" w:color="auto" w:fill="30503E"/>
+          <w:tcW w:w="10343" w:type="dxa"/>
+          <w:gridSpan w:val="4"/>
+          <w:shd w:val="clear" w:color="auto" w:fill="30503A"/>
           <w:vAlign w:val="center"/>
         </w:tcPr>
         <w:p>
           <w:pPr>
             <w:jc w:val="center"/>
             <w:rPr>
-              <w:b/>
-              <w:bCs/>
-              <w:color w:val="E8E8E8"/>
+              <w:sz w:val="24"/>
+              <w:szCs w:val="24"/>
             </w:rPr>
           </w:pPr>
           <w:r>
@@ -2327,35 +2852,47 @@
               <w:b/>
               <w:bCs/>
               <w:color w:val="E8E8E8"/>
-              <w:sz w:val="18"/>
-              <w:szCs w:val="18"/>
+              <w:sz w:val="24"/>
+              <w:szCs w:val="24"/>
             </w:rPr>
-            <w:t>{{missiontitle}}</w:t>
+            <w:t>{{</w:t>
+          </w:r>
+          <w:proofErr w:type="spellStart"/>
+          <w:r>
+            <w:rPr>
+              <w:b/>
+              <w:bCs/>
+              <w:color w:val="E8E8E8"/>
+            </w:rPr>
+            <w:t>missiontitle</w:t>
+          </w:r>
+          <w:proofErr w:type="spellEnd"/>
+          <w:r>
+            <w:rPr>
+              <w:b/>
+              <w:bCs/>
+              <w:color w:val="E8E8E8"/>
+              <w:sz w:val="24"/>
+              <w:szCs w:val="24"/>
+            </w:rPr>
+            <w:t>}}</w:t>
           </w:r>
         </w:p>
       </w:tc>
     </w:tr>
     <w:tr>
       <w:trPr>
-        <w:trHeight w:val="20"/>
+        <w:trHeight w:val="278"/>
+        <w:jc w:val="center"/>
       </w:trPr>
       <w:tc>
         <w:tcPr>
-          <w:tcW w:w="4950" w:type="dxa"/>
+          <w:tcW w:w="4964" w:type="dxa"/>
+          <w:gridSpan w:val="2"/>
           <w:shd w:val="clear" w:color="auto" w:fill="E8E8E8"/>
+          <w:vAlign w:val="center"/>
         </w:tcPr>
         <w:p>
-          <w:pPr>
-            <w:widowControl w:val="0"/>
-            <w:spacing w:line="240" w:lineRule="auto"/>
-            <w:rPr>
-              <w:b/>
-              <w:bCs/>
-              <w:color w:val="11437E"/>
-              <w:sz w:val="18"/>
-              <w:szCs w:val="18"/>
-            </w:rPr>
-          </w:pPr>
           <w:r>
             <w:rPr>
               <w:b/>
@@ -2373,19 +2910,10 @@
               <w:sz w:val="18"/>
               <w:szCs w:val="18"/>
             </w:rPr>
-            <w:t>{{client}}</w:t>
+            <w:t>{{</w:t>
           </w:r>
-        </w:p>
-      </w:tc>
-      <w:tc>
-        <w:tcPr>
-          <w:tcW w:w="3540" w:type="dxa"/>
-          <w:shd w:val="clear" w:color="auto" w:fill="E8E8E8"/>
-        </w:tcPr>
-        <w:p>
-          <w:pPr>
-            <w:widowControl w:val="0"/>
-            <w:spacing w:line="240" w:lineRule="auto"/>
+          <w:proofErr w:type="spellStart"/>
+          <w:r>
             <w:rPr>
               <w:b/>
               <w:bCs/>
@@ -2393,7 +2921,28 @@
               <w:sz w:val="18"/>
               <w:szCs w:val="18"/>
             </w:rPr>
-          </w:pPr>
+            <w:t>client</w:t>
+          </w:r>
+          <w:proofErr w:type="spellEnd"/>
+          <w:r>
+            <w:rPr>
+              <w:b/>
+              <w:bCs/>
+              <w:color w:val="11437E"/>
+              <w:sz w:val="18"/>
+              <w:szCs w:val="18"/>
+            </w:rPr>
+            <w:t>}}</w:t>
+          </w:r>
+        </w:p>
+      </w:tc>
+      <w:tc>
+        <w:tcPr>
+          <w:tcW w:w="3536" w:type="dxa"/>
+          <w:shd w:val="clear" w:color="auto" w:fill="E8E8E8"/>
+          <w:vAlign w:val="center"/>
+        </w:tcPr>
+        <w:p>
           <w:r>
             <w:rPr>
               <w:b/>
@@ -2411,19 +2960,10 @@
               <w:sz w:val="18"/>
               <w:szCs w:val="18"/>
             </w:rPr>
-            <w:t>{{proposal}}</w:t>
+            <w:t>{{</w:t>
           </w:r>
-        </w:p>
-      </w:tc>
-      <w:tc>
-        <w:tcPr>
-          <w:tcW w:w="1860" w:type="dxa"/>
-          <w:shd w:val="clear" w:color="auto" w:fill="E8E8E8"/>
-        </w:tcPr>
-        <w:p>
-          <w:pPr>
-            <w:widowControl w:val="0"/>
-            <w:spacing w:line="240" w:lineRule="auto"/>
+          <w:proofErr w:type="spellStart"/>
+          <w:r>
             <w:rPr>
               <w:b/>
               <w:bCs/>
@@ -2431,7 +2971,28 @@
               <w:sz w:val="18"/>
               <w:szCs w:val="18"/>
             </w:rPr>
-          </w:pPr>
+            <w:t>proposal</w:t>
+          </w:r>
+          <w:proofErr w:type="spellEnd"/>
+          <w:r>
+            <w:rPr>
+              <w:b/>
+              <w:bCs/>
+              <w:color w:val="11437E"/>
+              <w:sz w:val="18"/>
+              <w:szCs w:val="18"/>
+            </w:rPr>
+            <w:t>}}</w:t>
+          </w:r>
+        </w:p>
+      </w:tc>
+      <w:tc>
+        <w:tcPr>
+          <w:tcW w:w="1843" w:type="dxa"/>
+          <w:shd w:val="clear" w:color="auto" w:fill="E8E8E8"/>
+          <w:vAlign w:val="center"/>
+        </w:tcPr>
+        <w:p>
           <w:r>
             <w:rPr>
               <w:b/>
@@ -2439,16 +3000,7 @@
               <w:sz w:val="18"/>
               <w:szCs w:val="18"/>
             </w:rPr>
-            <w:t>R</w:t>
-          </w:r>
-          <w:r>
-            <w:rPr>
-              <w:b/>
-              <w:bCs/>
-              <w:sz w:val="18"/>
-              <w:szCs w:val="18"/>
-            </w:rPr>
-            <w:t>TP</w:t>
+            <w:t>RTP</w:t>
           </w:r>
           <w:r>
             <w:rPr>
@@ -2478,6 +3030,7 @@
             </w:rPr>
             <w:t>{{</w:t>
           </w:r>
+          <w:proofErr w:type="spellStart"/>
           <w:r>
             <w:rPr>
               <w:b/>
@@ -2486,8 +3039,19 @@
               <w:sz w:val="18"/>
               <w:szCs w:val="18"/>
             </w:rPr>
-            <w:t>rtp</w:t>
+            <w:t>r</w:t>
           </w:r>
+          <w:r>
+            <w:rPr>
+              <w:b/>
+              <w:bCs/>
+              <w:color w:val="11437E"/>
+              <w:sz w:val="18"/>
+              <w:szCs w:val="18"/>
+            </w:rPr>
+            <w:t>tp</w:t>
+          </w:r>
+          <w:proofErr w:type="spellEnd"/>
           <w:r>
             <w:rPr>
               <w:b/>
@@ -2503,25 +3067,16 @@
     </w:tr>
     <w:tr>
       <w:trPr>
-        <w:trHeight w:val="20"/>
+        <w:trHeight w:val="338"/>
+        <w:jc w:val="center"/>
       </w:trPr>
       <w:tc>
         <w:tcPr>
-          <w:tcW w:w="4950" w:type="dxa"/>
+          <w:tcW w:w="4957" w:type="dxa"/>
           <w:shd w:val="clear" w:color="auto" w:fill="E8E8E8"/>
+          <w:vAlign w:val="center"/>
         </w:tcPr>
         <w:p>
-          <w:pPr>
-            <w:widowControl w:val="0"/>
-            <w:spacing w:line="240" w:lineRule="auto"/>
-            <w:rPr>
-              <w:b/>
-              <w:bCs/>
-              <w:color w:val="11437E"/>
-              <w:sz w:val="18"/>
-              <w:szCs w:val="18"/>
-            </w:rPr>
-          </w:pPr>
           <w:r>
             <w:rPr>
               <w:b/>
@@ -2539,20 +3094,10 @@
               <w:sz w:val="18"/>
               <w:szCs w:val="18"/>
             </w:rPr>
-            <w:t xml:space="preserve"> {{cnpj}}</w:t>
+            <w:t xml:space="preserve"> {{</w:t>
           </w:r>
-        </w:p>
-      </w:tc>
-      <w:tc>
-        <w:tcPr>
-          <w:tcW w:w="5400" w:type="dxa"/>
-          <w:gridSpan w:val="2"/>
-          <w:shd w:val="clear" w:color="auto" w:fill="E8E8E8"/>
-        </w:tcPr>
-        <w:p>
-          <w:pPr>
-            <w:widowControl w:val="0"/>
-            <w:spacing w:line="240" w:lineRule="auto"/>
+          <w:proofErr w:type="spellStart"/>
+          <w:r>
             <w:rPr>
               <w:b/>
               <w:bCs/>
@@ -2560,7 +3105,29 @@
               <w:sz w:val="18"/>
               <w:szCs w:val="18"/>
             </w:rPr>
-          </w:pPr>
+            <w:t>cnpj</w:t>
+          </w:r>
+          <w:proofErr w:type="spellEnd"/>
+          <w:r>
+            <w:rPr>
+              <w:b/>
+              <w:bCs/>
+              <w:color w:val="11437E"/>
+              <w:sz w:val="18"/>
+              <w:szCs w:val="18"/>
+            </w:rPr>
+            <w:t>}}</w:t>
+          </w:r>
+        </w:p>
+      </w:tc>
+      <w:tc>
+        <w:tcPr>
+          <w:tcW w:w="5386" w:type="dxa"/>
+          <w:gridSpan w:val="3"/>
+          <w:shd w:val="clear" w:color="auto" w:fill="E8E8E8"/>
+          <w:vAlign w:val="center"/>
+        </w:tcPr>
+        <w:p>
           <w:r>
             <w:rPr>
               <w:b/>
@@ -2585,26 +3152,17 @@
     </w:tr>
     <w:tr>
       <w:trPr>
-        <w:trHeight w:val="20"/>
+        <w:trHeight w:val="270"/>
+        <w:jc w:val="center"/>
       </w:trPr>
       <w:tc>
         <w:tcPr>
-          <w:tcW w:w="10350" w:type="dxa"/>
-          <w:gridSpan w:val="3"/>
+          <w:tcW w:w="10343" w:type="dxa"/>
+          <w:gridSpan w:val="4"/>
           <w:shd w:val="clear" w:color="auto" w:fill="E8E8E8"/>
+          <w:vAlign w:val="center"/>
         </w:tcPr>
         <w:p>
-          <w:pPr>
-            <w:widowControl w:val="0"/>
-            <w:spacing w:line="240" w:lineRule="auto"/>
-            <w:rPr>
-              <w:b/>
-              <w:bCs/>
-              <w:color w:val="11437E"/>
-              <w:sz w:val="18"/>
-              <w:szCs w:val="18"/>
-            </w:rPr>
-          </w:pPr>
           <w:r>
             <w:rPr>
               <w:b/>
@@ -2628,6 +3186,19 @@
       </w:tc>
     </w:tr>
   </w:tbl>
+  <w:p>
+    <w:pPr>
+      <w:spacing w:line="240" w:lineRule="auto"/>
+      <w:jc w:val="center"/>
+      <w:rPr>
+        <w:b/>
+        <w:bCs/>
+        <w:color w:val="30503A"/>
+        <w:sz w:val="28"/>
+        <w:szCs w:val="28"/>
+      </w:rPr>
+    </w:pPr>
+  </w:p>
   <w:p>
     <w:pPr>
       <w:spacing w:line="16" w:lineRule="auto"/>
@@ -3049,7 +3620,7 @@
   <w:style w:type="paragraph" w:default="1" w:styleId="Normal">
     <w:name w:val="Normal"/>
     <w:qFormat/>
-    <w:rsid w:val="00970D3D"/>
+    <w:rsid w:val="001171DA"/>
   </w:style>
   <w:style w:type="paragraph" w:styleId="Ttulo1">
     <w:name w:val="heading 1"/>

--- a/Modelos/definitivos/Modelo - RTP.docx
+++ b/Modelos/definitivos/Modelo - RTP.docx
@@ -1935,6 +1935,324 @@
     <w:p/>
     <w:tbl>
       <w:tblPr>
+        <w:tblpPr w:leftFromText="141" w:rightFromText="141" w:vertAnchor="text" w:horzAnchor="margin" w:tblpXSpec="center" w:tblpY="68"/>
+        <w:tblW w:w="10350" w:type="dxa"/>
+        <w:tblBorders>
+          <w:top w:val="single" w:sz="2" w:space="0" w:color="auto"/>
+          <w:left w:val="single" w:sz="2" w:space="0" w:color="auto"/>
+          <w:bottom w:val="single" w:sz="2" w:space="0" w:color="auto"/>
+          <w:right w:val="single" w:sz="2" w:space="0" w:color="auto"/>
+          <w:insideH w:val="single" w:sz="2" w:space="0" w:color="auto"/>
+          <w:insideV w:val="single" w:sz="2" w:space="0" w:color="auto"/>
+        </w:tblBorders>
+        <w:tblLayout w:type="fixed"/>
+        <w:tblLook w:val="0600" w:firstRow="0" w:lastRow="0" w:firstColumn="0" w:lastColumn="0" w:noHBand="1" w:noVBand="1"/>
+      </w:tblPr>
+      <w:tblGrid>
+        <w:gridCol w:w="10350"/>
+      </w:tblGrid>
+      <w:tr>
+        <w:trPr>
+          <w:trHeight w:val="308"/>
+          <w:tblHeader/>
+        </w:trPr>
+        <w:tc>
+          <w:tcPr>
+            <w:tcW w:w="10350" w:type="dxa"/>
+            <w:shd w:val="clear" w:color="auto" w:fill="30503E"/>
+            <w:vAlign w:val="center"/>
+          </w:tcPr>
+          <w:p>
+            <w:pPr>
+              <w:widowControl w:val="0"/>
+              <w:spacing w:line="240" w:lineRule="auto"/>
+              <w:jc w:val="center"/>
+              <w:rPr>
+                <w:b/>
+                <w:bCs/>
+                <w:color w:val="E8E8E8"/>
+                <w:sz w:val="18"/>
+                <w:szCs w:val="18"/>
+              </w:rPr>
+            </w:pPr>
+            <w:r>
+              <w:rPr>
+                <w:b/>
+                <w:bCs/>
+                <w:color w:val="E8E8E8"/>
+                <w:sz w:val="18"/>
+                <w:szCs w:val="18"/>
+              </w:rPr>
+              <w:t>CRITÉRIOS DE ACEITAÇÃO</w:t>
+            </w:r>
+          </w:p>
+        </w:tc>
+      </w:tr>
+      <w:tr>
+        <w:trPr>
+          <w:cantSplit/>
+          <w:trHeight w:val="735"/>
+        </w:trPr>
+        <w:tc>
+          <w:tcPr>
+            <w:tcW w:w="10350" w:type="dxa"/>
+          </w:tcPr>
+          <w:p>
+            <w:pPr>
+              <w:widowControl w:val="0"/>
+              <w:spacing w:line="240" w:lineRule="auto"/>
+              <w:rPr>
+                <w:b/>
+                <w:bCs/>
+                <w:color w:val="000000" w:themeColor="text1"/>
+                <w:sz w:val="20"/>
+                <w:szCs w:val="20"/>
+              </w:rPr>
+            </w:pPr>
+            <w:r>
+              <w:rPr>
+                <w:b/>
+                <w:bCs/>
+                <w:color w:val="000000" w:themeColor="text1"/>
+                <w:sz w:val="20"/>
+                <w:szCs w:val="20"/>
+              </w:rPr>
+              <w:t xml:space="preserve">O sistema pode ser aprovado quando: </w:t>
+            </w:r>
+          </w:p>
+          <w:p>
+            <w:pPr>
+              <w:widowControl w:val="0"/>
+              <w:spacing w:line="240" w:lineRule="auto"/>
+              <w:rPr>
+                <w:b/>
+                <w:bCs/>
+                <w:color w:val="000000" w:themeColor="text1"/>
+                <w:sz w:val="20"/>
+                <w:szCs w:val="20"/>
+              </w:rPr>
+            </w:pPr>
+          </w:p>
+          <w:p>
+            <w:pPr>
+              <w:pStyle w:val="PargrafodaLista"/>
+              <w:widowControl w:val="0"/>
+              <w:numPr>
+                <w:ilvl w:val="0"/>
+                <w:numId w:val="2"/>
+              </w:numPr>
+              <w:spacing w:line="240" w:lineRule="auto"/>
+              <w:rPr>
+                <w:color w:val="000000" w:themeColor="text1"/>
+                <w:sz w:val="18"/>
+                <w:szCs w:val="18"/>
+              </w:rPr>
+            </w:pPr>
+            <w:r>
+              <w:rPr>
+                <w:color w:val="000000" w:themeColor="text1"/>
+                <w:sz w:val="20"/>
+                <w:szCs w:val="20"/>
+              </w:rPr>
+              <w:t>N</w:t>
+            </w:r>
+            <w:r>
+              <w:rPr>
+                <w:color w:val="000000" w:themeColor="text1"/>
+                <w:sz w:val="20"/>
+                <w:szCs w:val="20"/>
+              </w:rPr>
+              <w:t>ão apresentar vazamentos durante o teste;</w:t>
+            </w:r>
+          </w:p>
+          <w:p>
+            <w:pPr>
+              <w:pStyle w:val="PargrafodaLista"/>
+              <w:widowControl w:val="0"/>
+              <w:numPr>
+                <w:ilvl w:val="0"/>
+                <w:numId w:val="2"/>
+              </w:numPr>
+              <w:spacing w:line="240" w:lineRule="auto"/>
+              <w:rPr>
+                <w:color w:val="000000" w:themeColor="text1"/>
+                <w:sz w:val="18"/>
+                <w:szCs w:val="18"/>
+              </w:rPr>
+            </w:pPr>
+            <w:r>
+              <w:rPr>
+                <w:color w:val="000000" w:themeColor="text1"/>
+                <w:sz w:val="20"/>
+                <w:szCs w:val="20"/>
+              </w:rPr>
+              <w:t>A</w:t>
+            </w:r>
+            <w:r>
+              <w:rPr>
+                <w:color w:val="000000" w:themeColor="text1"/>
+                <w:sz w:val="20"/>
+                <w:szCs w:val="20"/>
+              </w:rPr>
+              <w:t xml:space="preserve"> pressão de teste for aplicada conforme critério de projeto ou, na ausência de definição específica, até </w:t>
+            </w:r>
+            <w:r>
+              <w:rPr>
+                <w:color w:val="000000" w:themeColor="text1"/>
+                <w:sz w:val="20"/>
+                <w:szCs w:val="20"/>
+              </w:rPr>
+              <w:t xml:space="preserve">1,2 ou </w:t>
+            </w:r>
+            <w:r>
+              <w:rPr>
+                <w:color w:val="000000" w:themeColor="text1"/>
+                <w:sz w:val="20"/>
+                <w:szCs w:val="20"/>
+              </w:rPr>
+              <w:t>1,5 vezes a PMTA ou pressão designada;</w:t>
+            </w:r>
+          </w:p>
+          <w:p>
+            <w:pPr>
+              <w:pStyle w:val="PargrafodaLista"/>
+              <w:widowControl w:val="0"/>
+              <w:numPr>
+                <w:ilvl w:val="0"/>
+                <w:numId w:val="2"/>
+              </w:numPr>
+              <w:spacing w:line="240" w:lineRule="auto"/>
+              <w:rPr>
+                <w:color w:val="000000" w:themeColor="text1"/>
+                <w:sz w:val="18"/>
+                <w:szCs w:val="18"/>
+              </w:rPr>
+            </w:pPr>
+            <w:r>
+              <w:rPr>
+                <w:color w:val="000000" w:themeColor="text1"/>
+                <w:sz w:val="20"/>
+                <w:szCs w:val="20"/>
+              </w:rPr>
+              <w:t>A</w:t>
+            </w:r>
+            <w:r>
+              <w:rPr>
+                <w:color w:val="000000" w:themeColor="text1"/>
+                <w:sz w:val="20"/>
+                <w:szCs w:val="20"/>
+              </w:rPr>
+              <w:t xml:space="preserve"> pressão for mantida pelo tempo exigido — mínimo de 1 hora para inspeção, salvo especificação diferente, e de 30 a 60 minutos após estabilização quando aplicável;</w:t>
+            </w:r>
+          </w:p>
+          <w:p>
+            <w:pPr>
+              <w:pStyle w:val="PargrafodaLista"/>
+              <w:widowControl w:val="0"/>
+              <w:numPr>
+                <w:ilvl w:val="0"/>
+                <w:numId w:val="2"/>
+              </w:numPr>
+              <w:spacing w:line="240" w:lineRule="auto"/>
+              <w:rPr>
+                <w:color w:val="000000" w:themeColor="text1"/>
+                <w:sz w:val="18"/>
+                <w:szCs w:val="18"/>
+              </w:rPr>
+            </w:pPr>
+            <w:r>
+              <w:rPr>
+                <w:color w:val="000000" w:themeColor="text1"/>
+                <w:sz w:val="20"/>
+                <w:szCs w:val="20"/>
+              </w:rPr>
+              <w:t>N</w:t>
+            </w:r>
+            <w:r>
+              <w:rPr>
+                <w:color w:val="000000" w:themeColor="text1"/>
+                <w:sz w:val="20"/>
+                <w:szCs w:val="20"/>
+              </w:rPr>
+              <w:t>ão houver queda de pressão indicativa de vazamento;</w:t>
+            </w:r>
+          </w:p>
+          <w:p>
+            <w:pPr>
+              <w:pStyle w:val="PargrafodaLista"/>
+              <w:widowControl w:val="0"/>
+              <w:numPr>
+                <w:ilvl w:val="0"/>
+                <w:numId w:val="2"/>
+              </w:numPr>
+              <w:spacing w:line="240" w:lineRule="auto"/>
+              <w:rPr>
+                <w:color w:val="000000" w:themeColor="text1"/>
+                <w:sz w:val="18"/>
+                <w:szCs w:val="18"/>
+              </w:rPr>
+            </w:pPr>
+            <w:r>
+              <w:rPr>
+                <w:color w:val="000000" w:themeColor="text1"/>
+                <w:sz w:val="20"/>
+                <w:szCs w:val="20"/>
+              </w:rPr>
+              <w:t>A</w:t>
+            </w:r>
+            <w:r>
+              <w:rPr>
+                <w:color w:val="000000" w:themeColor="text1"/>
+                <w:sz w:val="20"/>
+                <w:szCs w:val="20"/>
+              </w:rPr>
+              <w:t>s soldas e áreas adjacentes forem inspecionadas visualmente;</w:t>
+            </w:r>
+          </w:p>
+          <w:p>
+            <w:pPr>
+              <w:pStyle w:val="PargrafodaLista"/>
+              <w:widowControl w:val="0"/>
+              <w:numPr>
+                <w:ilvl w:val="0"/>
+                <w:numId w:val="2"/>
+              </w:numPr>
+              <w:spacing w:line="240" w:lineRule="auto"/>
+              <w:rPr>
+                <w:color w:val="000000" w:themeColor="text1"/>
+                <w:sz w:val="18"/>
+                <w:szCs w:val="18"/>
+              </w:rPr>
+            </w:pPr>
+            <w:r>
+              <w:rPr>
+                <w:color w:val="000000" w:themeColor="text1"/>
+                <w:sz w:val="20"/>
+                <w:szCs w:val="20"/>
+              </w:rPr>
+              <w:t>O</w:t>
+            </w:r>
+            <w:r>
+              <w:rPr>
+                <w:color w:val="000000" w:themeColor="text1"/>
+                <w:sz w:val="20"/>
+                <w:szCs w:val="20"/>
+              </w:rPr>
+              <w:t>s manômetros estiverem calibrados e posicionados conforme procedimento</w:t>
+            </w:r>
+          </w:p>
+        </w:tc>
+      </w:tr>
+    </w:tbl>
+    <w:p>
+      <w:pPr>
+        <w:rPr>
+          <w:color w:val="000000" w:themeColor="text1"/>
+        </w:rPr>
+      </w:pPr>
+    </w:p>
+    <w:tbl>
+      <w:tblPr>
         <w:tblStyle w:val="a1"/>
         <w:tblpPr w:leftFromText="141" w:rightFromText="141" w:vertAnchor="text" w:horzAnchor="margin" w:tblpXSpec="center" w:tblpY="68"/>
         <w:tblW w:w="10350" w:type="dxa"/>
@@ -2083,6 +2401,7 @@
                 <w:b/>
                 <w:bCs/>
               </w:rPr>
+              <w:lastRenderedPageBreak/>
               <w:t xml:space="preserve">       ASSINATURAS</w:t>
             </w:r>
           </w:p>
@@ -2285,8 +2604,8 @@
       </w:pPr>
     </w:p>
     <w:sectPr>
-      <w:headerReference w:type="default" r:id="rId6"/>
-      <w:footerReference w:type="default" r:id="rId7"/>
+      <w:headerReference w:type="default" r:id="rId7"/>
+      <w:footerReference w:type="default" r:id="rId8"/>
       <w:pgSz w:w="11909" w:h="16834"/>
       <w:pgMar w:top="1440" w:right="1440" w:bottom="1440" w:left="1440" w:header="720" w:footer="453" w:gutter="0"/>
       <w:pgNumType w:start="1"/>
@@ -3222,6 +3541,189 @@
 </w:hdr>
 </file>
 
+<file path=word/numbering.xml><?xml version="1.0" encoding="utf-8"?>
+<w:numbering xmlns:wpc="http://schemas.microsoft.com/office/word/2010/wordprocessingCanvas" xmlns:cx="http://schemas.microsoft.com/office/drawing/2014/chartex" xmlns:cx1="http://schemas.microsoft.com/office/drawing/2015/9/8/chartex" xmlns:cx2="http://schemas.microsoft.com/office/drawing/2015/10/21/chartex" xmlns:cx3="http://schemas.microsoft.com/office/drawing/2016/5/9/chartex" xmlns:cx4="http://schemas.microsoft.com/office/drawing/2016/5/10/chartex" xmlns:cx5="http://schemas.microsoft.com/office/drawing/2016/5/11/chartex" xmlns:cx6="http://schemas.microsoft.com/office/drawing/2016/5/12/chartex" xmlns:cx7="http://schemas.microsoft.com/office/drawing/2016/5/13/chartex" xmlns:cx8="http://schemas.microsoft.com/office/drawing/2016/5/14/chartex" xmlns:mc="http://schemas.openxmlformats.org/markup-compatibility/2006" xmlns:aink="http://schemas.microsoft.com/office/drawing/2016/ink" xmlns:am3d="http://schemas.microsoft.com/office/drawing/2017/model3d" xmlns:o="urn:schemas-microsoft-com:office:office" xmlns:oel="http://schemas.microsoft.com/office/2019/extlst" xmlns:r="http://schemas.openxmlformats.org/officeDocument/2006/relationships" xmlns:m="http://schemas.openxmlformats.org/officeDocument/2006/math" xmlns:v="urn:schemas-microsoft-com:vml" xmlns:wp14="http://schemas.microsoft.com/office/word/2010/wordprocessingDrawing" xmlns:wp="http://schemas.openxmlformats.org/drawingml/2006/wordprocessingDrawing" xmlns:w10="urn:schemas-microsoft-com:office:word" xmlns:w="http://schemas.openxmlformats.org/wordprocessingml/2006/main" xmlns:w14="http://schemas.microsoft.com/office/word/2010/wordml" xmlns:w15="http://schemas.microsoft.com/office/word/2012/wordml" xmlns:w16cex="http://schemas.microsoft.com/office/word/2018/wordml/cex" xmlns:w16cid="http://schemas.microsoft.com/office/word/2016/wordml/cid" xmlns:w16="http://schemas.microsoft.com/office/word/2018/wordml" xmlns:w16du="http://schemas.microsoft.com/office/word/2023/wordml/word16du" xmlns:w16sdtdh="http://schemas.microsoft.com/office/word/2020/wordml/sdtdatahash" xmlns:w16sdtfl="http://schemas.microsoft.com/office/word/2024/wordml/sdtformatlock" xmlns:w16se="http://schemas.microsoft.com/office/word/2015/wordml/symex" xmlns:wpg="http://schemas.microsoft.com/office/word/2010/wordprocessingGroup" xmlns:wpi="http://schemas.microsoft.com/office/word/2010/wordprocessingInk" xmlns:wne="http://schemas.microsoft.com/office/word/2006/wordml" xmlns:wps="http://schemas.microsoft.com/office/word/2010/wordprocessingShape" mc:Ignorable="w14 w15 w16se w16cid w16 w16cex w16sdtdh w16sdtfl w16du wp14">
+  <w:abstractNum w:abstractNumId="0" w15:restartNumberingAfterBreak="0">
+    <w:nsid w:val="34A557C2"/>
+    <w:multiLevelType w:val="hybridMultilevel"/>
+    <w:tmpl w:val="02164FBC"/>
+    <w:lvl w:ilvl="0" w:tplc="0416000F">
+      <w:start w:val="1"/>
+      <w:numFmt w:val="decimal"/>
+      <w:lvlText w:val="%1."/>
+      <w:lvlJc w:val="left"/>
+      <w:pPr>
+        <w:ind w:left="720" w:hanging="360"/>
+      </w:pPr>
+    </w:lvl>
+    <w:lvl w:ilvl="1" w:tplc="04160019" w:tentative="1">
+      <w:start w:val="1"/>
+      <w:numFmt w:val="lowerLetter"/>
+      <w:lvlText w:val="%2."/>
+      <w:lvlJc w:val="left"/>
+      <w:pPr>
+        <w:ind w:left="1440" w:hanging="360"/>
+      </w:pPr>
+    </w:lvl>
+    <w:lvl w:ilvl="2" w:tplc="0416001B" w:tentative="1">
+      <w:start w:val="1"/>
+      <w:numFmt w:val="lowerRoman"/>
+      <w:lvlText w:val="%3."/>
+      <w:lvlJc w:val="right"/>
+      <w:pPr>
+        <w:ind w:left="2160" w:hanging="180"/>
+      </w:pPr>
+    </w:lvl>
+    <w:lvl w:ilvl="3" w:tplc="0416000F" w:tentative="1">
+      <w:start w:val="1"/>
+      <w:numFmt w:val="decimal"/>
+      <w:lvlText w:val="%4."/>
+      <w:lvlJc w:val="left"/>
+      <w:pPr>
+        <w:ind w:left="2880" w:hanging="360"/>
+      </w:pPr>
+    </w:lvl>
+    <w:lvl w:ilvl="4" w:tplc="04160019" w:tentative="1">
+      <w:start w:val="1"/>
+      <w:numFmt w:val="lowerLetter"/>
+      <w:lvlText w:val="%5."/>
+      <w:lvlJc w:val="left"/>
+      <w:pPr>
+        <w:ind w:left="3600" w:hanging="360"/>
+      </w:pPr>
+    </w:lvl>
+    <w:lvl w:ilvl="5" w:tplc="0416001B" w:tentative="1">
+      <w:start w:val="1"/>
+      <w:numFmt w:val="lowerRoman"/>
+      <w:lvlText w:val="%6."/>
+      <w:lvlJc w:val="right"/>
+      <w:pPr>
+        <w:ind w:left="4320" w:hanging="180"/>
+      </w:pPr>
+    </w:lvl>
+    <w:lvl w:ilvl="6" w:tplc="0416000F" w:tentative="1">
+      <w:start w:val="1"/>
+      <w:numFmt w:val="decimal"/>
+      <w:lvlText w:val="%7."/>
+      <w:lvlJc w:val="left"/>
+      <w:pPr>
+        <w:ind w:left="5040" w:hanging="360"/>
+      </w:pPr>
+    </w:lvl>
+    <w:lvl w:ilvl="7" w:tplc="04160019" w:tentative="1">
+      <w:start w:val="1"/>
+      <w:numFmt w:val="lowerLetter"/>
+      <w:lvlText w:val="%8."/>
+      <w:lvlJc w:val="left"/>
+      <w:pPr>
+        <w:ind w:left="5760" w:hanging="360"/>
+      </w:pPr>
+    </w:lvl>
+    <w:lvl w:ilvl="8" w:tplc="0416001B" w:tentative="1">
+      <w:start w:val="1"/>
+      <w:numFmt w:val="lowerRoman"/>
+      <w:lvlText w:val="%9."/>
+      <w:lvlJc w:val="right"/>
+      <w:pPr>
+        <w:ind w:left="6480" w:hanging="180"/>
+      </w:pPr>
+    </w:lvl>
+  </w:abstractNum>
+  <w:abstractNum w:abstractNumId="1" w15:restartNumberingAfterBreak="0">
+    <w:nsid w:val="62092DF7"/>
+    <w:multiLevelType w:val="hybridMultilevel"/>
+    <w:tmpl w:val="2422A6E4"/>
+    <w:lvl w:ilvl="0" w:tplc="0416000F">
+      <w:start w:val="1"/>
+      <w:numFmt w:val="decimal"/>
+      <w:lvlText w:val="%1."/>
+      <w:lvlJc w:val="left"/>
+      <w:pPr>
+        <w:ind w:left="720" w:hanging="360"/>
+      </w:pPr>
+    </w:lvl>
+    <w:lvl w:ilvl="1" w:tplc="04160019" w:tentative="1">
+      <w:start w:val="1"/>
+      <w:numFmt w:val="lowerLetter"/>
+      <w:lvlText w:val="%2."/>
+      <w:lvlJc w:val="left"/>
+      <w:pPr>
+        <w:ind w:left="1440" w:hanging="360"/>
+      </w:pPr>
+    </w:lvl>
+    <w:lvl w:ilvl="2" w:tplc="0416001B" w:tentative="1">
+      <w:start w:val="1"/>
+      <w:numFmt w:val="lowerRoman"/>
+      <w:lvlText w:val="%3."/>
+      <w:lvlJc w:val="right"/>
+      <w:pPr>
+        <w:ind w:left="2160" w:hanging="180"/>
+      </w:pPr>
+    </w:lvl>
+    <w:lvl w:ilvl="3" w:tplc="0416000F" w:tentative="1">
+      <w:start w:val="1"/>
+      <w:numFmt w:val="decimal"/>
+      <w:lvlText w:val="%4."/>
+      <w:lvlJc w:val="left"/>
+      <w:pPr>
+        <w:ind w:left="2880" w:hanging="360"/>
+      </w:pPr>
+    </w:lvl>
+    <w:lvl w:ilvl="4" w:tplc="04160019" w:tentative="1">
+      <w:start w:val="1"/>
+      <w:numFmt w:val="lowerLetter"/>
+      <w:lvlText w:val="%5."/>
+      <w:lvlJc w:val="left"/>
+      <w:pPr>
+        <w:ind w:left="3600" w:hanging="360"/>
+      </w:pPr>
+    </w:lvl>
+    <w:lvl w:ilvl="5" w:tplc="0416001B" w:tentative="1">
+      <w:start w:val="1"/>
+      <w:numFmt w:val="lowerRoman"/>
+      <w:lvlText w:val="%6."/>
+      <w:lvlJc w:val="right"/>
+      <w:pPr>
+        <w:ind w:left="4320" w:hanging="180"/>
+      </w:pPr>
+    </w:lvl>
+    <w:lvl w:ilvl="6" w:tplc="0416000F" w:tentative="1">
+      <w:start w:val="1"/>
+      <w:numFmt w:val="decimal"/>
+      <w:lvlText w:val="%7."/>
+      <w:lvlJc w:val="left"/>
+      <w:pPr>
+        <w:ind w:left="5040" w:hanging="360"/>
+      </w:pPr>
+    </w:lvl>
+    <w:lvl w:ilvl="7" w:tplc="04160019" w:tentative="1">
+      <w:start w:val="1"/>
+      <w:numFmt w:val="lowerLetter"/>
+      <w:lvlText w:val="%8."/>
+      <w:lvlJc w:val="left"/>
+      <w:pPr>
+        <w:ind w:left="5760" w:hanging="360"/>
+      </w:pPr>
+    </w:lvl>
+    <w:lvl w:ilvl="8" w:tplc="0416001B" w:tentative="1">
+      <w:start w:val="1"/>
+      <w:numFmt w:val="lowerRoman"/>
+      <w:lvlText w:val="%9."/>
+      <w:lvlJc w:val="right"/>
+      <w:pPr>
+        <w:ind w:left="6480" w:hanging="180"/>
+      </w:pPr>
+    </w:lvl>
+  </w:abstractNum>
+  <w:num w:numId="1" w16cid:durableId="1127969548">
+    <w:abstractNumId w:val="1"/>
+  </w:num>
+  <w:num w:numId="2" w16cid:durableId="111288753">
+    <w:abstractNumId w:val="0"/>
+  </w:num>
+</w:numbering>
+</file>
+
 <file path=word/styles.xml><?xml version="1.0" encoding="utf-8"?>
 <w:styles xmlns:mc="http://schemas.openxmlformats.org/markup-compatibility/2006" xmlns:r="http://schemas.openxmlformats.org/officeDocument/2006/relationships" xmlns:w="http://schemas.openxmlformats.org/wordprocessingml/2006/main" xmlns:w14="http://schemas.microsoft.com/office/word/2010/wordml" xmlns:w15="http://schemas.microsoft.com/office/word/2012/wordml" xmlns:w16cex="http://schemas.microsoft.com/office/word/2018/wordml/cex" xmlns:w16cid="http://schemas.microsoft.com/office/word/2016/wordml/cid" xmlns:w16="http://schemas.microsoft.com/office/word/2018/wordml" xmlns:w16du="http://schemas.microsoft.com/office/word/2023/wordml/word16du" xmlns:w16sdtdh="http://schemas.microsoft.com/office/word/2020/wordml/sdtdatahash" xmlns:w16sdtfl="http://schemas.microsoft.com/office/word/2024/wordml/sdtformatlock" xmlns:w16se="http://schemas.microsoft.com/office/word/2015/wordml/symex" mc:Ignorable="w14 w15 w16se w16cid w16 w16cex w16sdtdh w16sdtfl w16du">
   <w:docDefaults>
@@ -3739,7 +4241,6 @@
   <w:style w:type="character" w:default="1" w:styleId="Fontepargpadro">
     <w:name w:val="Default Paragraph Font"/>
     <w:uiPriority w:val="1"/>
-    <w:semiHidden/>
     <w:unhideWhenUsed/>
   </w:style>
   <w:style w:type="table" w:default="1" w:styleId="Tabelanormal">
@@ -3927,6 +4428,17 @@
         <w:insideV w:val="single" w:sz="4" w:space="0" w:color="auto"/>
       </w:tblBorders>
     </w:tblPr>
+  </w:style>
+  <w:style w:type="paragraph" w:styleId="PargrafodaLista">
+    <w:name w:val="List Paragraph"/>
+    <w:basedOn w:val="Normal"/>
+    <w:uiPriority w:val="34"/>
+    <w:qFormat/>
+    <w:rsid w:val="005E2C56"/>
+    <w:pPr>
+      <w:ind w:left="720"/>
+      <w:contextualSpacing/>
+    </w:pPr>
   </w:style>
 </w:styles>
 </file>

--- a/Modelos/definitivos/Modelo - RTP.docx
+++ b/Modelos/definitivos/Modelo - RTP.docx
@@ -114,25 +114,7 @@
                 <w:sz w:val="18"/>
                 <w:szCs w:val="18"/>
               </w:rPr>
-              <w:t>{{</w:t>
-            </w:r>
-            <w:proofErr w:type="spellStart"/>
-            <w:r>
-              <w:rPr>
-                <w:color w:val="11437E"/>
-                <w:sz w:val="18"/>
-                <w:szCs w:val="18"/>
-              </w:rPr>
-              <w:t>equipament</w:t>
-            </w:r>
-            <w:proofErr w:type="spellEnd"/>
-            <w:r>
-              <w:rPr>
-                <w:color w:val="11437E"/>
-                <w:sz w:val="18"/>
-                <w:szCs w:val="18"/>
-              </w:rPr>
-              <w:t>}}</w:t>
+              <w:t>{{equipament}}</w:t>
             </w:r>
           </w:p>
         </w:tc>
@@ -191,7 +173,6 @@
               </w:rPr>
               <w:t>{{</w:t>
             </w:r>
-            <w:proofErr w:type="spellStart"/>
             <w:r>
               <w:rPr>
                 <w:color w:val="11437E"/>
@@ -200,7 +181,6 @@
               </w:rPr>
               <w:t>fluid</w:t>
             </w:r>
-            <w:proofErr w:type="spellEnd"/>
             <w:r>
               <w:rPr>
                 <w:color w:val="11437E"/>
@@ -257,7 +237,6 @@
               </w:rPr>
               <w:t>{{</w:t>
             </w:r>
-            <w:proofErr w:type="spellStart"/>
             <w:r>
               <w:rPr>
                 <w:color w:val="11437E"/>
@@ -266,7 +245,6 @@
               </w:rPr>
               <w:t>projectpressure</w:t>
             </w:r>
-            <w:proofErr w:type="spellEnd"/>
             <w:r>
               <w:rPr>
                 <w:color w:val="11437E"/>
@@ -333,7 +311,6 @@
               </w:rPr>
               <w:t>{{</w:t>
             </w:r>
-            <w:proofErr w:type="spellStart"/>
             <w:r>
               <w:rPr>
                 <w:color w:val="11437E"/>
@@ -342,7 +319,6 @@
               </w:rPr>
               <w:t>testpressure</w:t>
             </w:r>
-            <w:proofErr w:type="spellEnd"/>
             <w:r>
               <w:rPr>
                 <w:color w:val="11437E"/>
@@ -443,7 +419,6 @@
               </w:rPr>
               <w:t>{{</w:t>
             </w:r>
-            <w:proofErr w:type="spellStart"/>
             <w:r>
               <w:rPr>
                 <w:color w:val="11437E"/>
@@ -452,7 +427,6 @@
               </w:rPr>
               <w:t>testunit</w:t>
             </w:r>
-            <w:proofErr w:type="spellEnd"/>
             <w:r>
               <w:rPr>
                 <w:color w:val="11437E"/>
@@ -509,23 +483,13 @@
               </w:rPr>
               <w:t>{{</w:t>
             </w:r>
-            <w:proofErr w:type="spellStart"/>
-            <w:r>
-              <w:rPr>
-                <w:color w:val="11437E"/>
-                <w:sz w:val="18"/>
-                <w:szCs w:val="18"/>
-              </w:rPr>
-              <w:t>starttime</w:t>
-            </w:r>
-            <w:proofErr w:type="spellEnd"/>
-            <w:r>
-              <w:rPr>
-                <w:color w:val="11437E"/>
-                <w:sz w:val="18"/>
-                <w:szCs w:val="18"/>
-              </w:rPr>
-              <w:t>}</w:t>
+            <w:r>
+              <w:rPr>
+                <w:color w:val="11437E"/>
+                <w:sz w:val="18"/>
+                <w:szCs w:val="18"/>
+              </w:rPr>
+              <w:t>starttime}</w:t>
             </w:r>
             <w:r>
               <w:rPr>
@@ -595,7 +559,6 @@
               </w:rPr>
               <w:t>{{</w:t>
             </w:r>
-            <w:proofErr w:type="spellStart"/>
             <w:r>
               <w:rPr>
                 <w:color w:val="11437E"/>
@@ -604,7 +567,6 @@
               </w:rPr>
               <w:t>endtime</w:t>
             </w:r>
-            <w:proofErr w:type="spellEnd"/>
             <w:r>
               <w:rPr>
                 <w:color w:val="11437E"/>
@@ -645,51 +607,22 @@
                 <w:szCs w:val="18"/>
               </w:rPr>
             </w:pPr>
-            <w:proofErr w:type="spellStart"/>
-            <w:r>
-              <w:rPr>
-                <w:b/>
-                <w:bCs/>
-                <w:sz w:val="18"/>
-                <w:szCs w:val="18"/>
-              </w:rPr>
-              <w:t>Tags</w:t>
-            </w:r>
-            <w:proofErr w:type="spellEnd"/>
-            <w:r>
-              <w:rPr>
-                <w:b/>
-                <w:bCs/>
-                <w:sz w:val="18"/>
-                <w:szCs w:val="18"/>
-              </w:rPr>
-              <w:t xml:space="preserve">: </w:t>
-            </w:r>
-            <w:r>
-              <w:rPr>
-                <w:color w:val="11437E"/>
-                <w:sz w:val="18"/>
-                <w:szCs w:val="18"/>
-              </w:rPr>
-              <w:t>{{</w:t>
-            </w:r>
-            <w:proofErr w:type="spellStart"/>
-            <w:r>
-              <w:rPr>
-                <w:color w:val="11437E"/>
-                <w:sz w:val="18"/>
-                <w:szCs w:val="18"/>
-              </w:rPr>
-              <w:t>tags</w:t>
-            </w:r>
-            <w:proofErr w:type="spellEnd"/>
-            <w:r>
-              <w:rPr>
-                <w:color w:val="11437E"/>
-                <w:sz w:val="18"/>
-                <w:szCs w:val="18"/>
-              </w:rPr>
-              <w:t>}}</w:t>
+            <w:r>
+              <w:rPr>
+                <w:b/>
+                <w:bCs/>
+                <w:sz w:val="18"/>
+                <w:szCs w:val="18"/>
+              </w:rPr>
+              <w:t xml:space="preserve">Tags: </w:t>
+            </w:r>
+            <w:r>
+              <w:rPr>
+                <w:color w:val="11437E"/>
+                <w:sz w:val="18"/>
+                <w:szCs w:val="18"/>
+              </w:rPr>
+              <w:t>{{tags}}</w:t>
             </w:r>
           </w:p>
         </w:tc>
@@ -740,7 +673,6 @@
               </w:rPr>
               <w:t>{{</w:t>
             </w:r>
-            <w:proofErr w:type="spellStart"/>
             <w:r>
               <w:rPr>
                 <w:color w:val="11437E"/>
@@ -749,7 +681,6 @@
               </w:rPr>
               <w:t>rtp</w:t>
             </w:r>
-            <w:proofErr w:type="spellEnd"/>
             <w:r>
               <w:rPr>
                 <w:color w:val="11437E"/>
@@ -807,7 +738,7 @@
                 <w:sz w:val="18"/>
                 <w:szCs w:val="18"/>
               </w:rPr>
-              <w:t>TUBULAÇ</w:t>
+              <w:t>{{</w:t>
             </w:r>
             <w:r>
               <w:rPr>
@@ -817,7 +748,7 @@
                 <w:sz w:val="18"/>
                 <w:szCs w:val="18"/>
               </w:rPr>
-              <w:t>Õ</w:t>
+              <w:t>EQUIPMENTTYPE</w:t>
             </w:r>
             <w:r>
               <w:rPr>
@@ -827,7 +758,7 @@
                 <w:sz w:val="18"/>
                 <w:szCs w:val="18"/>
               </w:rPr>
-              <w:t>ES</w:t>
+              <w:t>}}</w:t>
             </w:r>
           </w:p>
         </w:tc>
@@ -917,25 +848,7 @@
                 <w:sz w:val="18"/>
                 <w:szCs w:val="18"/>
               </w:rPr>
-              <w:t>{{</w:t>
-            </w:r>
-            <w:proofErr w:type="spellStart"/>
-            <w:r>
-              <w:rPr>
-                <w:color w:val="11437E"/>
-                <w:sz w:val="18"/>
-                <w:szCs w:val="18"/>
-              </w:rPr>
-              <w:t>diameter</w:t>
-            </w:r>
-            <w:proofErr w:type="spellEnd"/>
-            <w:r>
-              <w:rPr>
-                <w:color w:val="11437E"/>
-                <w:sz w:val="18"/>
-                <w:szCs w:val="18"/>
-              </w:rPr>
-              <w:t>}}</w:t>
+              <w:t>{{diameter}}</w:t>
             </w:r>
           </w:p>
         </w:tc>
@@ -955,25 +868,7 @@
                 <w:sz w:val="18"/>
                 <w:szCs w:val="18"/>
               </w:rPr>
-              <w:t>{{</w:t>
-            </w:r>
-            <w:proofErr w:type="spellStart"/>
-            <w:r>
-              <w:rPr>
-                <w:color w:val="11437E"/>
-                <w:sz w:val="18"/>
-                <w:szCs w:val="18"/>
-              </w:rPr>
-              <w:t>length</w:t>
-            </w:r>
-            <w:proofErr w:type="spellEnd"/>
-            <w:r>
-              <w:rPr>
-                <w:color w:val="11437E"/>
-                <w:sz w:val="18"/>
-                <w:szCs w:val="18"/>
-              </w:rPr>
-              <w:t>}}</w:t>
+              <w:t>{{length}}</w:t>
             </w:r>
           </w:p>
         </w:tc>
@@ -1134,25 +1029,7 @@
                 <w:sz w:val="18"/>
                 <w:szCs w:val="18"/>
               </w:rPr>
-              <w:t>{{</w:t>
-            </w:r>
-            <w:proofErr w:type="spellStart"/>
-            <w:r>
-              <w:rPr>
-                <w:color w:val="11437E"/>
-                <w:sz w:val="18"/>
-                <w:szCs w:val="18"/>
-              </w:rPr>
-              <w:t>collaboratorname</w:t>
-            </w:r>
-            <w:proofErr w:type="spellEnd"/>
-            <w:r>
-              <w:rPr>
-                <w:color w:val="11437E"/>
-                <w:sz w:val="18"/>
-                <w:szCs w:val="18"/>
-              </w:rPr>
-              <w:t>}}</w:t>
+              <w:t>{{collaboratorname}}</w:t>
             </w:r>
           </w:p>
         </w:tc>
@@ -1178,25 +1055,7 @@
                 <w:sz w:val="18"/>
                 <w:szCs w:val="18"/>
               </w:rPr>
-              <w:t>{{</w:t>
-            </w:r>
-            <w:proofErr w:type="spellStart"/>
-            <w:r>
-              <w:rPr>
-                <w:color w:val="11437E"/>
-                <w:sz w:val="18"/>
-                <w:szCs w:val="18"/>
-              </w:rPr>
-              <w:t>collaboratorposition</w:t>
-            </w:r>
-            <w:proofErr w:type="spellEnd"/>
-            <w:r>
-              <w:rPr>
-                <w:color w:val="11437E"/>
-                <w:sz w:val="18"/>
-                <w:szCs w:val="18"/>
-              </w:rPr>
-              <w:t>}}</w:t>
+              <w:t>{{collaboratorposition}}</w:t>
             </w:r>
           </w:p>
         </w:tc>
@@ -1417,25 +1276,7 @@
                 <w:sz w:val="18"/>
                 <w:szCs w:val="18"/>
               </w:rPr>
-              <w:t>{{</w:t>
-            </w:r>
-            <w:proofErr w:type="spellStart"/>
-            <w:r>
-              <w:rPr>
-                <w:color w:val="11437E"/>
-                <w:sz w:val="18"/>
-                <w:szCs w:val="18"/>
-              </w:rPr>
-              <w:t>manometerscale</w:t>
-            </w:r>
-            <w:proofErr w:type="spellEnd"/>
-            <w:r>
-              <w:rPr>
-                <w:color w:val="11437E"/>
-                <w:sz w:val="18"/>
-                <w:szCs w:val="18"/>
-              </w:rPr>
-              <w:t>}}</w:t>
+              <w:t>{{manometerscale}}</w:t>
             </w:r>
           </w:p>
         </w:tc>
@@ -1462,25 +1303,7 @@
                 <w:sz w:val="18"/>
                 <w:szCs w:val="18"/>
               </w:rPr>
-              <w:t>{{</w:t>
-            </w:r>
-            <w:proofErr w:type="spellStart"/>
-            <w:r>
-              <w:rPr>
-                <w:color w:val="11437E"/>
-                <w:sz w:val="18"/>
-                <w:szCs w:val="18"/>
-              </w:rPr>
-              <w:t>manometercert</w:t>
-            </w:r>
-            <w:proofErr w:type="spellEnd"/>
-            <w:r>
-              <w:rPr>
-                <w:color w:val="11437E"/>
-                <w:sz w:val="18"/>
-                <w:szCs w:val="18"/>
-              </w:rPr>
-              <w:t>}}</w:t>
+              <w:t>{{manometercert}}</w:t>
             </w:r>
           </w:p>
         </w:tc>
@@ -1507,25 +1330,7 @@
                 <w:sz w:val="18"/>
                 <w:szCs w:val="18"/>
               </w:rPr>
-              <w:t>{{</w:t>
-            </w:r>
-            <w:proofErr w:type="spellStart"/>
-            <w:r>
-              <w:rPr>
-                <w:color w:val="11437E"/>
-                <w:sz w:val="18"/>
-                <w:szCs w:val="18"/>
-              </w:rPr>
-              <w:t>manometercalibration</w:t>
-            </w:r>
-            <w:proofErr w:type="spellEnd"/>
-            <w:r>
-              <w:rPr>
-                <w:color w:val="11437E"/>
-                <w:sz w:val="18"/>
-                <w:szCs w:val="18"/>
-              </w:rPr>
-              <w:t>}}</w:t>
+              <w:t>{{manometercalibration}}</w:t>
             </w:r>
           </w:p>
         </w:tc>
@@ -1552,25 +1357,7 @@
                 <w:sz w:val="18"/>
                 <w:szCs w:val="18"/>
               </w:rPr>
-              <w:t>{{</w:t>
-            </w:r>
-            <w:proofErr w:type="spellStart"/>
-            <w:r>
-              <w:rPr>
-                <w:color w:val="11437E"/>
-                <w:sz w:val="18"/>
-                <w:szCs w:val="18"/>
-              </w:rPr>
-              <w:t>manometerexpiring</w:t>
-            </w:r>
-            <w:proofErr w:type="spellEnd"/>
-            <w:r>
-              <w:rPr>
-                <w:color w:val="11437E"/>
-                <w:sz w:val="18"/>
-                <w:szCs w:val="18"/>
-              </w:rPr>
-              <w:t>}}</w:t>
+              <w:t>{{manometerexpiring}}</w:t>
             </w:r>
           </w:p>
         </w:tc>
@@ -1686,7 +1473,6 @@
               </w:rPr>
               <w:t>{{</w:t>
             </w:r>
-            <w:proofErr w:type="spellStart"/>
             <w:r>
               <w:rPr>
                 <w:color w:val="11437E"/>
@@ -1695,7 +1481,6 @@
               </w:rPr>
               <w:t>manometerphotos</w:t>
             </w:r>
-            <w:proofErr w:type="spellEnd"/>
             <w:r>
               <w:rPr>
                 <w:color w:val="11437E"/>
@@ -1908,25 +1693,7 @@
                 <w:sz w:val="18"/>
                 <w:szCs w:val="18"/>
               </w:rPr>
-              <w:t>{{</w:t>
-            </w:r>
-            <w:proofErr w:type="spellStart"/>
-            <w:r>
-              <w:rPr>
-                <w:color w:val="11437E"/>
-                <w:sz w:val="18"/>
-                <w:szCs w:val="18"/>
-              </w:rPr>
-              <w:t>systemphotos</w:t>
-            </w:r>
-            <w:proofErr w:type="spellEnd"/>
-            <w:r>
-              <w:rPr>
-                <w:color w:val="11437E"/>
-                <w:sz w:val="18"/>
-                <w:szCs w:val="18"/>
-              </w:rPr>
-              <w:t>}}</w:t>
+              <w:t>{{systemphotos}}</w:t>
             </w:r>
           </w:p>
         </w:tc>
@@ -2054,15 +1821,7 @@
                 <w:sz w:val="20"/>
                 <w:szCs w:val="20"/>
               </w:rPr>
-              <w:t>N</w:t>
-            </w:r>
-            <w:r>
-              <w:rPr>
-                <w:color w:val="000000" w:themeColor="text1"/>
-                <w:sz w:val="20"/>
-                <w:szCs w:val="20"/>
-              </w:rPr>
-              <w:t>ão apresentar vazamentos durante o teste;</w:t>
+              <w:t>Não apresentar vazamentos durante o teste;</w:t>
             </w:r>
           </w:p>
           <w:p>
@@ -2086,15 +1845,7 @@
                 <w:sz w:val="20"/>
                 <w:szCs w:val="20"/>
               </w:rPr>
-              <w:t>A</w:t>
-            </w:r>
-            <w:r>
-              <w:rPr>
-                <w:color w:val="000000" w:themeColor="text1"/>
-                <w:sz w:val="20"/>
-                <w:szCs w:val="20"/>
-              </w:rPr>
-              <w:t xml:space="preserve"> pressão de teste for aplicada conforme critério de projeto ou, na ausência de definição específica, até </w:t>
+              <w:t xml:space="preserve">A pressão de teste for aplicada conforme critério de projeto ou, na ausência de definição específica, até </w:t>
             </w:r>
             <w:r>
               <w:rPr>
@@ -2134,15 +1885,7 @@
                 <w:sz w:val="20"/>
                 <w:szCs w:val="20"/>
               </w:rPr>
-              <w:t>A</w:t>
-            </w:r>
-            <w:r>
-              <w:rPr>
-                <w:color w:val="000000" w:themeColor="text1"/>
-                <w:sz w:val="20"/>
-                <w:szCs w:val="20"/>
-              </w:rPr>
-              <w:t xml:space="preserve"> pressão for mantida pelo tempo exigido — mínimo de 1 hora para inspeção, salvo especificação diferente, e de 30 a 60 minutos após estabilização quando aplicável;</w:t>
+              <w:t>A pressão for mantida pelo tempo exigido — mínimo de 1 hora para inspeção, salvo especificação diferente, e de 30 a 60 minutos após estabilização quando aplicável;</w:t>
             </w:r>
           </w:p>
           <w:p>
@@ -2166,15 +1909,7 @@
                 <w:sz w:val="20"/>
                 <w:szCs w:val="20"/>
               </w:rPr>
-              <w:t>N</w:t>
-            </w:r>
-            <w:r>
-              <w:rPr>
-                <w:color w:val="000000" w:themeColor="text1"/>
-                <w:sz w:val="20"/>
-                <w:szCs w:val="20"/>
-              </w:rPr>
-              <w:t>ão houver queda de pressão indicativa de vazamento;</w:t>
+              <w:t>Não houver queda de pressão indicativa de vazamento;</w:t>
             </w:r>
           </w:p>
           <w:p>
@@ -2198,15 +1933,7 @@
                 <w:sz w:val="20"/>
                 <w:szCs w:val="20"/>
               </w:rPr>
-              <w:t>A</w:t>
-            </w:r>
-            <w:r>
-              <w:rPr>
-                <w:color w:val="000000" w:themeColor="text1"/>
-                <w:sz w:val="20"/>
-                <w:szCs w:val="20"/>
-              </w:rPr>
-              <w:t>s soldas e áreas adjacentes forem inspecionadas visualmente;</w:t>
+              <w:t>As soldas e áreas adjacentes forem inspecionadas visualmente;</w:t>
             </w:r>
           </w:p>
           <w:p>
@@ -2230,15 +1957,7 @@
                 <w:sz w:val="20"/>
                 <w:szCs w:val="20"/>
               </w:rPr>
-              <w:t>O</w:t>
-            </w:r>
-            <w:r>
-              <w:rPr>
-                <w:color w:val="000000" w:themeColor="text1"/>
-                <w:sz w:val="20"/>
-                <w:szCs w:val="20"/>
-              </w:rPr>
-              <w:t>s manômetros estiverem calibrados e posicionados conforme procedimento</w:t>
+              <w:t>Os manômetros estiverem calibrados e posicionados conforme procedimento</w:t>
             </w:r>
           </w:p>
         </w:tc>
@@ -2333,25 +2052,7 @@
                 <w:sz w:val="18"/>
                 <w:szCs w:val="18"/>
               </w:rPr>
-              <w:t>{{</w:t>
-            </w:r>
-            <w:proofErr w:type="spellStart"/>
-            <w:r>
-              <w:rPr>
-                <w:color w:val="11437E"/>
-                <w:sz w:val="18"/>
-                <w:szCs w:val="18"/>
-              </w:rPr>
-              <w:t>obs</w:t>
-            </w:r>
-            <w:proofErr w:type="spellEnd"/>
-            <w:r>
-              <w:rPr>
-                <w:color w:val="11437E"/>
-                <w:sz w:val="18"/>
-                <w:szCs w:val="18"/>
-              </w:rPr>
-              <w:t>}}</w:t>
+              <w:t>{{obs}}</w:t>
             </w:r>
           </w:p>
         </w:tc>
@@ -2457,21 +2158,7 @@
               <w:rPr>
                 <w:color w:val="11437E"/>
               </w:rPr>
-              <w:t xml:space="preserve"> {{</w:t>
-            </w:r>
-            <w:proofErr w:type="spellStart"/>
-            <w:r>
-              <w:rPr>
-                <w:color w:val="11437E"/>
-              </w:rPr>
-              <w:t>leadername</w:t>
-            </w:r>
-            <w:proofErr w:type="spellEnd"/>
-            <w:r>
-              <w:rPr>
-                <w:color w:val="11437E"/>
-              </w:rPr>
-              <w:t>}}</w:t>
+              <w:t xml:space="preserve"> {{leadername}}</w:t>
             </w:r>
           </w:p>
           <w:p>
@@ -2493,21 +2180,7 @@
               <w:rPr>
                 <w:color w:val="11437E"/>
               </w:rPr>
-              <w:t>{{</w:t>
-            </w:r>
-            <w:proofErr w:type="spellStart"/>
-            <w:r>
-              <w:rPr>
-                <w:color w:val="11437E"/>
-              </w:rPr>
-              <w:t>leaderposition</w:t>
-            </w:r>
-            <w:proofErr w:type="spellEnd"/>
-            <w:r>
-              <w:rPr>
-                <w:color w:val="11437E"/>
-              </w:rPr>
-              <w:t>}}</w:t>
+              <w:t>{{leaderposition}}</w:t>
             </w:r>
           </w:p>
         </w:tc>
@@ -3176,7 +2849,6 @@
             </w:rPr>
             <w:t>{{</w:t>
           </w:r>
-          <w:proofErr w:type="spellStart"/>
           <w:r>
             <w:rPr>
               <w:b/>
@@ -3185,7 +2857,6 @@
             </w:rPr>
             <w:t>missiontitle</w:t>
           </w:r>
-          <w:proofErr w:type="spellEnd"/>
           <w:r>
             <w:rPr>
               <w:b/>
@@ -3229,29 +2900,7 @@
               <w:sz w:val="18"/>
               <w:szCs w:val="18"/>
             </w:rPr>
-            <w:t>{{</w:t>
-          </w:r>
-          <w:proofErr w:type="spellStart"/>
-          <w:r>
-            <w:rPr>
-              <w:b/>
-              <w:bCs/>
-              <w:color w:val="11437E"/>
-              <w:sz w:val="18"/>
-              <w:szCs w:val="18"/>
-            </w:rPr>
-            <w:t>client</w:t>
-          </w:r>
-          <w:proofErr w:type="spellEnd"/>
-          <w:r>
-            <w:rPr>
-              <w:b/>
-              <w:bCs/>
-              <w:color w:val="11437E"/>
-              <w:sz w:val="18"/>
-              <w:szCs w:val="18"/>
-            </w:rPr>
-            <w:t>}}</w:t>
+            <w:t>{{client}}</w:t>
           </w:r>
         </w:p>
       </w:tc>
@@ -3279,29 +2928,7 @@
               <w:sz w:val="18"/>
               <w:szCs w:val="18"/>
             </w:rPr>
-            <w:t>{{</w:t>
-          </w:r>
-          <w:proofErr w:type="spellStart"/>
-          <w:r>
-            <w:rPr>
-              <w:b/>
-              <w:bCs/>
-              <w:color w:val="11437E"/>
-              <w:sz w:val="18"/>
-              <w:szCs w:val="18"/>
-            </w:rPr>
-            <w:t>proposal</w:t>
-          </w:r>
-          <w:proofErr w:type="spellEnd"/>
-          <w:r>
-            <w:rPr>
-              <w:b/>
-              <w:bCs/>
-              <w:color w:val="11437E"/>
-              <w:sz w:val="18"/>
-              <w:szCs w:val="18"/>
-            </w:rPr>
-            <w:t>}}</w:t>
+            <w:t>{{proposal}}</w:t>
           </w:r>
         </w:p>
       </w:tc>
@@ -3347,18 +2974,7 @@
               <w:sz w:val="18"/>
               <w:szCs w:val="18"/>
             </w:rPr>
-            <w:t>{{</w:t>
-          </w:r>
-          <w:proofErr w:type="spellStart"/>
-          <w:r>
-            <w:rPr>
-              <w:b/>
-              <w:bCs/>
-              <w:color w:val="11437E"/>
-              <w:sz w:val="18"/>
-              <w:szCs w:val="18"/>
-            </w:rPr>
-            <w:t>r</w:t>
+            <w:t>{{r</w:t>
           </w:r>
           <w:r>
             <w:rPr>
@@ -3370,7 +2986,6 @@
             </w:rPr>
             <w:t>tp</w:t>
           </w:r>
-          <w:proofErr w:type="spellEnd"/>
           <w:r>
             <w:rPr>
               <w:b/>
@@ -3413,29 +3028,7 @@
               <w:sz w:val="18"/>
               <w:szCs w:val="18"/>
             </w:rPr>
-            <w:t xml:space="preserve"> {{</w:t>
-          </w:r>
-          <w:proofErr w:type="spellStart"/>
-          <w:r>
-            <w:rPr>
-              <w:b/>
-              <w:bCs/>
-              <w:color w:val="11437E"/>
-              <w:sz w:val="18"/>
-              <w:szCs w:val="18"/>
-            </w:rPr>
-            <w:t>cnpj</w:t>
-          </w:r>
-          <w:proofErr w:type="spellEnd"/>
-          <w:r>
-            <w:rPr>
-              <w:b/>
-              <w:bCs/>
-              <w:color w:val="11437E"/>
-              <w:sz w:val="18"/>
-              <w:szCs w:val="18"/>
-            </w:rPr>
-            <w:t>}}</w:t>
+            <w:t xml:space="preserve"> {{cnpj}}</w:t>
           </w:r>
         </w:p>
       </w:tc>
@@ -4241,6 +3834,7 @@
   <w:style w:type="character" w:default="1" w:styleId="Fontepargpadro">
     <w:name w:val="Default Paragraph Font"/>
     <w:uiPriority w:val="1"/>
+    <w:semiHidden/>
     <w:unhideWhenUsed/>
   </w:style>
   <w:style w:type="table" w:default="1" w:styleId="Tabelanormal">
